--- a/report/technical-document-contest.docx
+++ b/report/technical-document-contest.docx
@@ -86,7 +86,7 @@
           <w:color w:val="606060"/>
           <w:sz w:val="16"/>
         </w:rPr>
-        <w:t>cd04907e1369</w:t>
+        <w:t>cb907d3e4898</w:t>
       </w:r>
       <w:r>
         <w:rPr>
@@ -237,7 +237,7 @@
           <w:b w:val="0"/>
           <w:sz w:val="24"/>
         </w:rPr>
-        <w:t>51,135 个端点 setup/hold 零违例；512×300@30 fps 跑 9000 帧 / 300 s 丢帧、坏帧、重复帧均为 0，实测</w:t>
+        <w:t>51,027 个端点 setup/hold 零违例；512×300@30 fps 跑 9000 帧 / 300 s 丢帧、坏帧、重复帧均为 0，实测</w:t>
       </w:r>
     </w:p>
     <w:p>
@@ -251,7 +251,7 @@
           <w:b w:val="0"/>
           <w:sz w:val="24"/>
         </w:rPr>
-        <w:t>29.99 fps，入流能力下界 116.7 fps；LUT 26.61 %、寄存器 7.70 %、BRAM 68.21 %、DSP48 8.64 %；整屏逐像素</w:t>
+        <w:t>29.99 fps，入流能力下界 116.7 fps；LUT 26.34 %、寄存器 7.64 %、BRAM 68.57 %、DSP48 8.64 %；整屏逐像素</w:t>
       </w:r>
     </w:p>
     <w:p>
@@ -265,7 +265,7 @@
           <w:b w:val="0"/>
           <w:sz w:val="24"/>
         </w:rPr>
-        <w:t>判据 141 条通过 140 条，一键门禁 24 项绿 23 项，板级 105 条串口命令回归 98.2 s 全过；固化进板载 32 MB</w:t>
+        <w:t>判据 165 条判定全部通过，一键门禁 24 项全绿，板级 105 条串口命令回归 98.2 s 全过；固化进板载 32 MB</w:t>
       </w:r>
     </w:p>
     <w:p>
@@ -717,7 +717,7 @@
           <w:b w:val="0"/>
           <w:sz w:val="24"/>
         </w:rPr>
-        <w:t>：51,135 端点零违例，一键门禁 24 项，整屏台架约 108 分钟，QSPI 固化断电自启。</w:t>
+        <w:t>：51,027 端点零违例，一键门禁 24 项，整屏台架约 202 分钟（本次实测 elapsed 03:21:55），QSPI 固化断电自启。</w:t>
       </w:r>
     </w:p>
     <w:p>
@@ -1408,7 +1408,7 @@
                 <w:b w:val="0"/>
                 <w:sz w:val="18"/>
               </w:rPr>
-              <w:t xml:space="preserve"> 0.739 ns / </w:t>
+              <w:t xml:space="preserve"> 0.687 ns / </w:t>
             </w:r>
             <w:r>
               <w:rPr>
@@ -1456,7 +1456,7 @@
                 <w:b w:val="0"/>
                 <w:sz w:val="18"/>
               </w:rPr>
-              <w:t xml:space="preserve"> 14.876 ns</w:t>
+              <w:t xml:space="preserve"> 14.294 ns</w:t>
             </w:r>
           </w:p>
         </w:tc>
@@ -1475,7 +1475,7 @@
                 <w:b w:val="0"/>
                 <w:sz w:val="18"/>
               </w:rPr>
-              <w:t>失败端点 0 / 51,135</w:t>
+              <w:t>失败端点 0 / 51,027</w:t>
             </w:r>
           </w:p>
         </w:tc>
@@ -1515,7 +1515,7 @@
                 <w:b w:val="0"/>
                 <w:sz w:val="18"/>
               </w:rPr>
-              <w:t>LUT 14,154（26.61 %）、FF 8,188（7.70 %）、BRAM 95.5/140（68.21 %）、DSP48 19/220（8.64 %）</w:t>
+              <w:t>LUT 14,013（26.34 %）、FF 8,132（7.64 %）、BRAM 96/140（68.57 %）、DSP48 19/220（8.64 %）</w:t>
             </w:r>
           </w:p>
         </w:tc>
@@ -9675,7 +9675,7 @@
                 <w:b w:val="0"/>
                 <w:sz w:val="16"/>
               </w:rPr>
-              <w:t>cd04907e1369</w:t>
+              <w:t>cb907d3e4898</w:t>
             </w:r>
           </w:p>
         </w:tc>
@@ -11446,7 +11446,7 @@
                 <w:b w:val="0"/>
                 <w:sz w:val="18"/>
               </w:rPr>
-              <w:t xml:space="preserve"> 14.876/0.222、</w:t>
+              <w:t xml:space="preserve"> 14.294/0.121、</w:t>
             </w:r>
             <w:r>
               <w:rPr>
@@ -11462,7 +11462,7 @@
                 <w:b w:val="0"/>
                 <w:sz w:val="18"/>
               </w:rPr>
-              <w:t xml:space="preserve"> 1.850/0.053、</w:t>
+              <w:t xml:space="preserve"> 1.571/0.048、</w:t>
             </w:r>
             <w:r>
               <w:rPr>
@@ -11478,7 +11478,7 @@
                 <w:b w:val="0"/>
                 <w:sz w:val="18"/>
               </w:rPr>
-              <w:t xml:space="preserve"> 3.630/0.059、</w:t>
+              <w:t xml:space="preserve"> 3.287/0.067、</w:t>
             </w:r>
             <w:r>
               <w:rPr>
@@ -11494,7 +11494,7 @@
                 <w:b w:val="0"/>
                 <w:sz w:val="18"/>
               </w:rPr>
-              <w:t xml:space="preserve"> 0.739/0.052 ns，51,135 端点失败 0</w:t>
+              <w:t xml:space="preserve"> 0.687/0.004 ns，51,027 端点失败 0</w:t>
             </w:r>
           </w:p>
         </w:tc>
@@ -11561,7 +11561,7 @@
                 <w:b w:val="0"/>
                 <w:sz w:val="18"/>
               </w:rPr>
-              <w:t xml:space="preserve"> 0.739 ns 落在 </w:t>
+              <w:t xml:space="preserve"> 0.687 ns 落在 </w:t>
             </w:r>
             <w:r>
               <w:rPr>
@@ -11652,7 +11652,7 @@
                 <w:b w:val="0"/>
                 <w:sz w:val="18"/>
               </w:rPr>
-              <w:t>LUT 14,154（26.61 %）、FF 8,188（7.70 %）、BRAM 95.5/140（68.21 %）、DSP48 19/220（8.64 %）；打包 FIFO 改 LUTRAM 释放约 5 万 FF，BRAM 曾顶到 98.93 % 后回落</w:t>
+              <w:t>LUT 14,013（26.34 %）、FF 8,132（7.64 %）、BRAM 96/140（68.57 %）、DSP48 19/220（8.64 %）；打包 FIFO 改 LUTRAM 释放约 5 万 FF，BRAM 曾顶到 98.93 % 后回落</w:t>
             </w:r>
           </w:p>
         </w:tc>
@@ -11770,7 +11770,7 @@
                 <w:b w:val="0"/>
                 <w:sz w:val="18"/>
               </w:rPr>
-              <w:t>模块级台架 82 支 + 5 支变异对照；整屏逐像素判据 141 条通过 140 条；一键门禁 24 项绿 23 项；板级 36 行人眼验收与 105 条串口命令</w:t>
+              <w:t>模块级台架 82 支 + 5 支变异对照；整屏逐像素判据 165 条判定全部通过；一键门禁 24 项全绿；板级 36 行人眼验收与 105 条串口命令</w:t>
             </w:r>
           </w:p>
         </w:tc>
@@ -12254,7 +12254,7 @@
           <w:b w:val="0"/>
           <w:sz w:val="24"/>
         </w:rPr>
-        <w:t xml:space="preserve"> 那 0.739 ns 是校验和锥、布线只占 58.4 %，而 4–12 档全是使能广播、布线</w:t>
+        <w:t xml:space="preserve"> 那 0.687 ns 是校验和锥、布线只占 58.4 %，而 4–12 档全是使能广播、布线</w:t>
       </w:r>
     </w:p>
     <w:p>

--- a/report/technical-document-contest.docx
+++ b/report/technical-document-contest.docx
@@ -281,21 +281,23 @@
           <w:b w:val="0"/>
           <w:sz w:val="24"/>
         </w:rPr>
-        <w:t>系统接收上位机经千兆网口推来的 512×300 RGB565 视频流，在 PL 内完成入包、组帧和帧缓存管理，经缩放、</w:t>
+        <w:t>系统做的是三件“共用”出来的事。</w:t>
       </w:r>
-    </w:p>
-    <w:p>
-      <w:pPr>
-        <w:spacing w:before="0" w:after="120" w:line="360" w:lineRule="auto"/>
-        <w:ind w:firstLine="480"/>
-      </w:pPr>
+      <w:r>
+        <w:rPr>
+          <w:rFonts w:ascii="Times New Roman" w:hAnsi="Times New Roman" w:eastAsia="黑体"/>
+          <w:b/>
+          <w:sz w:val="24"/>
+        </w:rPr>
+        <w:t>一条通路</w:t>
+      </w:r>
       <w:r>
         <w:rPr>
           <w:rFonts w:ascii="Times New Roman" w:hAnsi="Times New Roman" w:eastAsia="宋体"/>
           <w:b w:val="0"/>
           <w:sz w:val="24"/>
         </w:rPr>
-        <w:t>旋转、效果处理和左右对照后驱动 1024×600 的 HDMI 屏。片源有三路：网口 UDP 流、SD 卡上的预转换帧序列、</w:t>
+        <w:t>：上位机经千兆网口推来的 512×300 RGB565 裸帧，入包、组帧与</w:t>
       </w:r>
     </w:p>
     <w:p>
@@ -309,21 +311,23 @@
           <w:b w:val="0"/>
           <w:sz w:val="24"/>
         </w:rPr>
-        <w:t>PL 自己绘制的测试图卡。默认走网口，断流或拔卡时自动回落，恢复后自动切回。</w:t>
+        <w:t>帧缓存管理都在 PL 内完成，这一路的像素不经处理器。</w:t>
       </w:r>
-    </w:p>
-    <w:p>
-      <w:pPr>
-        <w:spacing w:before="0" w:after="120" w:line="360" w:lineRule="auto"/>
-        <w:ind w:firstLine="480"/>
-      </w:pPr>
+      <w:r>
+        <w:rPr>
+          <w:rFonts w:ascii="Times New Roman" w:hAnsi="Times New Roman" w:eastAsia="黑体"/>
+          <w:b/>
+          <w:sz w:val="24"/>
+        </w:rPr>
+        <w:t>一套坐标</w:t>
+      </w:r>
       <w:r>
         <w:rPr>
           <w:rFonts w:ascii="Times New Roman" w:hAnsi="Times New Roman" w:eastAsia="宋体"/>
           <w:b w:val="0"/>
           <w:sz w:val="24"/>
         </w:rPr>
-        <w:t>运行时可以调整的项目包括：缩放八档，另有呼吸动画和自适应满屏；旋转角度以 1° 为步进；六级图像算法按控制</w:t>
+        <w:t>：缩放、旋转与双线性插值复用同一个逆映射</w:t>
       </w:r>
     </w:p>
     <w:p>
@@ -337,21 +341,23 @@
           <w:b w:val="0"/>
           <w:sz w:val="24"/>
         </w:rPr>
-        <w:t>字逐位开关；左右对照分割线的位置从 0 到 100 %；屏上五行 OSD 显示帧率、丢帧计数、结温和当前几何参数。</w:t>
+        <w:t>算子。</w:t>
       </w:r>
-    </w:p>
-    <w:p>
-      <w:pPr>
-        <w:spacing w:before="0" w:after="120" w:line="360" w:lineRule="auto"/>
-        <w:ind w:firstLine="480"/>
-      </w:pPr>
+      <w:r>
+        <w:rPr>
+          <w:rFonts w:ascii="Times New Roman" w:hAnsi="Times New Roman" w:eastAsia="黑体"/>
+          <w:b/>
+          <w:sz w:val="24"/>
+        </w:rPr>
+        <w:t>一条恒延迟链</w:t>
+      </w:r>
       <w:r>
         <w:rPr>
           <w:rFonts w:ascii="Times New Roman" w:hAnsi="Times New Roman" w:eastAsia="宋体"/>
           <w:b w:val="0"/>
           <w:sz w:val="24"/>
         </w:rPr>
-        <w:t>这些状态有屏、串口（115200-8N1）和 JTAG 三条读取路径，读的都是同一组寄存器。链路上的丢帧、坏帧和帧间隔</w:t>
+        <w:t>：六级算法按控制字逐位开关，任意组合整链延迟恒 15 拍。处理后的画面与原始画面在</w:t>
       </w:r>
     </w:p>
     <w:p>
@@ -365,7 +371,77 @@
           <w:b w:val="0"/>
           <w:sz w:val="24"/>
         </w:rPr>
-        <w:t>由 PL 自行统计，现场判断不必靠眼睛盯屏幕。</w:t>
+        <w:t>同一帧内左右并排，驱动 1024×600 的 HDMI 屏。片源三路共用这套通路：网口 UDP 流、SD 卡上的预转换帧序列、</w:t>
+      </w:r>
+    </w:p>
+    <w:p>
+      <w:pPr>
+        <w:spacing w:before="0" w:after="120" w:line="360" w:lineRule="auto"/>
+        <w:ind w:firstLine="480"/>
+      </w:pPr>
+      <w:r>
+        <w:rPr>
+          <w:rFonts w:ascii="Times New Roman" w:hAnsi="Times New Roman" w:eastAsia="宋体"/>
+          <w:b w:val="0"/>
+          <w:sz w:val="24"/>
+        </w:rPr>
+        <w:t>PL 自绘的测试图卡；默认走网口，断流或拔卡自动回落，插回自动切回，全程不复位。</w:t>
+      </w:r>
+    </w:p>
+    <w:p>
+      <w:pPr>
+        <w:spacing w:before="0" w:after="120" w:line="360" w:lineRule="auto"/>
+        <w:ind w:firstLine="480"/>
+      </w:pPr>
+      <w:r>
+        <w:rPr>
+          <w:rFonts w:ascii="Times New Roman" w:hAnsi="Times New Roman" w:eastAsia="宋体"/>
+          <w:b w:val="0"/>
+          <w:sz w:val="24"/>
+        </w:rPr>
+        <w:t>可调的项目是这三条的推论：缩放八档，另有呼吸与自适应满屏；旋转以 1° 步进；六级算法逐位开关；对照缝的</w:t>
+      </w:r>
+    </w:p>
+    <w:p>
+      <w:pPr>
+        <w:spacing w:before="0" w:after="120" w:line="360" w:lineRule="auto"/>
+        <w:ind w:firstLine="480"/>
+      </w:pPr>
+      <w:r>
+        <w:rPr>
+          <w:rFonts w:ascii="Times New Roman" w:hAnsi="Times New Roman" w:eastAsia="宋体"/>
+          <w:b w:val="0"/>
+          <w:sz w:val="24"/>
+        </w:rPr>
+        <w:t>位置 0 到 100 %。屏上五行 OSD 显示尺寸与帧率、片源、效果位、阈值、角度、缩放、缝位、时延和结温；</w:t>
+      </w:r>
+    </w:p>
+    <w:p>
+      <w:pPr>
+        <w:spacing w:before="0" w:after="120" w:line="360" w:lineRule="auto"/>
+        <w:ind w:firstLine="480"/>
+      </w:pPr>
+      <w:r>
+        <w:rPr>
+          <w:rFonts w:ascii="Times New Roman" w:hAnsi="Times New Roman" w:eastAsia="宋体"/>
+          <w:b w:val="0"/>
+          <w:sz w:val="24"/>
+        </w:rPr>
+        <w:t>链路的丢帧、坏帧与帧间隔由 PL 自己统计，走串口与调试口读，不叠在屏上。状态有三条读取路径——屏、</w:t>
+      </w:r>
+    </w:p>
+    <w:p>
+      <w:pPr>
+        <w:spacing w:before="0" w:after="120" w:line="360" w:lineRule="auto"/>
+        <w:ind w:firstLine="480"/>
+      </w:pPr>
+      <w:r>
+        <w:rPr>
+          <w:rFonts w:ascii="Times New Roman" w:hAnsi="Times New Roman" w:eastAsia="宋体"/>
+          <w:b w:val="0"/>
+          <w:sz w:val="24"/>
+        </w:rPr>
+        <w:t>串口（115200-8N1）、JTAG，读的是同一组寄存器。</w:t>
       </w:r>
     </w:p>
     <w:p>
@@ -408,7 +484,7 @@
           <w:b w:val="0"/>
           <w:sz w:val="24"/>
         </w:rPr>
-        <w:t>当时只能看到“卡了一下”。本系统收包、拼帧、显示全程不经处理器，丢帧与坏帧数直接叠在屏上，看画面的人同时</w:t>
+        <w:t>当时只能看到“卡了一下”。本系统收包、拼帧、显示全程不经处理器，丢帧与坏帧由芯片自己数出来、与画面同时</w:t>
       </w:r>
     </w:p>
     <w:p>
@@ -422,7 +498,7 @@
           <w:b w:val="0"/>
           <w:sz w:val="24"/>
         </w:rPr>
-        <w:t>看到链路的质量。</w:t>
+        <w:t>读得到，看画面的人同时看得到链路的质量。</w:t>
       </w:r>
     </w:p>
     <w:p>

--- a/report/technical-document-contest.docx
+++ b/report/technical-document-contest.docx
@@ -6514,7 +6514,23 @@
                 <w:b w:val="0"/>
                 <w:sz w:val="18"/>
               </w:rPr>
-              <w:t xml:space="preserve">冷上电串口出现 </w:t>
+              <w:t>串口那半有件：</w:t>
+            </w:r>
+            <w:r>
+              <w:rPr>
+                <w:rFonts w:ascii="Consolas" w:hAnsi="Consolas" w:eastAsia="宋体"/>
+                <w:b w:val="0"/>
+                <w:sz w:val="16"/>
+              </w:rPr>
+              <w:t>board/measured/qspi_coldboot_selfboot_ok_2026-10-06.txt</w:t>
+            </w:r>
+            <w:r>
+              <w:rPr>
+                <w:rFonts w:ascii="Times New Roman" w:hAnsi="Times New Roman" w:eastAsia="宋体"/>
+                <w:b w:val="0"/>
+                <w:sz w:val="18"/>
+              </w:rPr>
+              <w:t xml:space="preserve"> 第 14 行 </w:t>
             </w:r>
             <w:r>
               <w:rPr>
@@ -6530,7 +6546,7 @@
                 <w:b w:val="0"/>
                 <w:sz w:val="18"/>
               </w:rPr>
-              <w:t>、</w:t>
+              <w:t xml:space="preserve">、第 66 行 </w:t>
             </w:r>
             <w:r>
               <w:rPr>
@@ -6546,7 +6562,7 @@
                 <w:b w:val="0"/>
                 <w:sz w:val="18"/>
               </w:rPr>
-              <w:t>、</w:t>
+              <w:t xml:space="preserve">、第 109 行 </w:t>
             </w:r>
             <w:r>
               <w:rPr>
@@ -6562,7 +6578,7 @@
                 <w:b w:val="0"/>
                 <w:sz w:val="18"/>
               </w:rPr>
-              <w:t>，随后 SD 自动播片，网口那一路也有画面</w:t>
+              <w:t>（那是上一版镜像那一次冷上电；随后 SD 自动播片、网口那一路也有画面这两条是当时在场的眼睛判的）。板上这一版的同一次留档还欠，补法就是 1.4 那一格里写的：启动档拨在 QSPI、断电十秒以上再冷上电，</w:t>
             </w:r>
           </w:p>
         </w:tc>
@@ -6572,6 +6588,20 @@
       <w:pPr>
         <w:spacing w:after="40"/>
       </w:pPr>
+    </w:p>
+    <w:p>
+      <w:pPr>
+        <w:spacing w:before="0" w:after="120" w:line="360" w:lineRule="auto"/>
+        <w:ind w:firstLine="480"/>
+      </w:pPr>
+      <w:r>
+        <w:rPr>
+          <w:rFonts w:ascii="Times New Roman" w:hAnsi="Times New Roman" w:eastAsia="宋体"/>
+          <w:b w:val="0"/>
+          <w:sz w:val="24"/>
+        </w:rPr>
+        <w:t>把串口文本与屏上那一眼一起留下 |</w:t>
+      </w:r>
     </w:p>
     <w:tbl>
       <w:tblPr>

--- a/report/technical-document-contest.docx
+++ b/report/technical-document-contest.docx
@@ -1686,7 +1686,21 @@
           <w:b w:val="0"/>
           <w:sz w:val="24"/>
         </w:rPr>
-        <w:t>105 条串口命令回归，把位流固化进 QSPI 验证断电自启，最后用 24 项一键门禁与整屏逐像素台架把结论固定下来。</w:t>
+        <w:t>105 条串口命令回归，把位流写进 QSPI 并逐字节回读一致（分层证据见 1.4），最后用 24 项一键</w:t>
+      </w:r>
+    </w:p>
+    <w:p>
+      <w:pPr>
+        <w:spacing w:before="0" w:after="120" w:line="360" w:lineRule="auto"/>
+        <w:ind w:firstLine="480"/>
+      </w:pPr>
+      <w:r>
+        <w:rPr>
+          <w:rFonts w:ascii="Times New Roman" w:hAnsi="Times New Roman" w:eastAsia="宋体"/>
+          <w:b w:val="0"/>
+          <w:sz w:val="24"/>
+        </w:rPr>
+        <w:t>门禁与整屏逐像素台架把结论固定下来。</w:t>
       </w:r>
     </w:p>
     <w:p>
@@ -7919,6 +7933,1118 @@
       <w:pPr>
         <w:spacing w:after="40"/>
       </w:pPr>
+    </w:p>
+    <w:p>
+      <w:pPr>
+        <w:keepNext/>
+        <w:spacing w:before="200" w:after="100" w:line="312" w:lineRule="auto"/>
+        <w:outlineLvl w:val="2"/>
+      </w:pPr>
+      <w:r>
+        <w:rPr>
+          <w:rFonts w:ascii="Arial" w:hAnsi="Arial" w:eastAsia="黑体"/>
+          <w:b w:val="0"/>
+          <w:sz w:val="25"/>
+        </w:rPr>
+        <w:t>3.4 优化前后的性能与资源对比</w:t>
+      </w:r>
+    </w:p>
+    <w:p>
+      <w:pPr>
+        <w:spacing w:before="0" w:after="120" w:line="360" w:lineRule="auto"/>
+        <w:ind w:firstLine="480"/>
+      </w:pPr>
+      <w:r>
+        <w:rPr>
+          <w:rFonts w:ascii="Times New Roman" w:hAnsi="Times New Roman" w:eastAsia="宋体"/>
+          <w:b w:val="0"/>
+          <w:sz w:val="24"/>
+        </w:rPr>
+        <w:t>赛题要的是"优化前后的对比"，这里把逐批次那张表的骨架搬进来。口径先说清：**判的是同一个时钟、</w:t>
+      </w:r>
+    </w:p>
+    <w:p>
+      <w:pPr>
+        <w:spacing w:before="0" w:after="120" w:line="360" w:lineRule="auto"/>
+        <w:ind w:firstLine="480"/>
+      </w:pPr>
+      <w:r>
+        <w:rPr>
+          <w:rFonts w:ascii="Times New Roman" w:hAnsi="Times New Roman" w:eastAsia="宋体"/>
+          <w:b w:val="0"/>
+          <w:sz w:val="24"/>
+        </w:rPr>
+        <w:t>同一条锥自己动没动**；全局 WNS 的绝对差不写成收益，也不写成损失——放置本身就会让它摆到零点几纳秒。</w:t>
+      </w:r>
+    </w:p>
+    <w:p>
+      <w:pPr>
+        <w:spacing w:before="0" w:after="120" w:line="360" w:lineRule="auto"/>
+        <w:ind w:firstLine="480"/>
+      </w:pPr>
+      <w:r>
+        <w:rPr>
+          <w:rFonts w:ascii="Times New Roman" w:hAnsi="Times New Roman" w:eastAsia="宋体"/>
+          <w:b w:val="0"/>
+          <w:sz w:val="24"/>
+        </w:rPr>
+        <w:t>"依据"那一列每一件都在随包的路径里读得到，改前改后是同一次构建的两张报告。</w:t>
+      </w:r>
+    </w:p>
+    <w:tbl>
+      <w:tblPr>
+        <w:tblStyle w:val="TableGrid"/>
+        <w:tblW w:type="auto" w:w="0"/>
+        <w:jc w:val="center"/>
+        <w:tblLook w:firstColumn="1" w:firstRow="1" w:lastColumn="0" w:lastRow="0" w:noHBand="0" w:noVBand="1" w:val="04A0"/>
+      </w:tblPr>
+      <w:tblGrid>
+        <w:gridCol w:w="1385"/>
+        <w:gridCol w:w="1385"/>
+        <w:gridCol w:w="1385"/>
+        <w:gridCol w:w="1385"/>
+        <w:gridCol w:w="1385"/>
+        <w:gridCol w:w="1385"/>
+      </w:tblGrid>
+      <w:tr>
+        <w:tc>
+          <w:tcPr>
+            <w:tcW w:type="dxa" w:w="1385"/>
+            <w:shd w:fill="E8E8E8"/>
+          </w:tcPr>
+          <w:p>
+            <w:pPr>
+              <w:spacing w:before="20" w:after="20" w:line="240" w:lineRule="auto"/>
+              <w:jc w:val="center"/>
+            </w:pPr>
+            <w:r/>
+            <w:r>
+              <w:rPr>
+                <w:rFonts w:ascii="Times New Roman" w:hAnsi="Times New Roman" w:eastAsia="宋体"/>
+                <w:b/>
+                <w:sz w:val="18"/>
+              </w:rPr>
+              <w:t>批次</w:t>
+            </w:r>
+          </w:p>
+        </w:tc>
+        <w:tc>
+          <w:tcPr>
+            <w:tcW w:type="dxa" w:w="1385"/>
+            <w:shd w:fill="E8E8E8"/>
+          </w:tcPr>
+          <w:p>
+            <w:pPr>
+              <w:spacing w:before="20" w:after="20" w:line="240" w:lineRule="auto"/>
+              <w:jc w:val="center"/>
+            </w:pPr>
+            <w:r/>
+            <w:r>
+              <w:rPr>
+                <w:rFonts w:ascii="Times New Roman" w:hAnsi="Times New Roman" w:eastAsia="宋体"/>
+                <w:b/>
+                <w:sz w:val="18"/>
+              </w:rPr>
+              <w:t>改动</w:t>
+            </w:r>
+          </w:p>
+        </w:tc>
+        <w:tc>
+          <w:tcPr>
+            <w:tcW w:type="dxa" w:w="1385"/>
+            <w:shd w:fill="E8E8E8"/>
+          </w:tcPr>
+          <w:p>
+            <w:pPr>
+              <w:spacing w:before="20" w:after="20" w:line="240" w:lineRule="auto"/>
+              <w:jc w:val="center"/>
+            </w:pPr>
+            <w:r/>
+            <w:r>
+              <w:rPr>
+                <w:rFonts w:ascii="Times New Roman" w:hAnsi="Times New Roman" w:eastAsia="宋体"/>
+                <w:b/>
+                <w:sz w:val="18"/>
+              </w:rPr>
+              <w:t>改前</w:t>
+            </w:r>
+          </w:p>
+        </w:tc>
+        <w:tc>
+          <w:tcPr>
+            <w:tcW w:type="dxa" w:w="1385"/>
+            <w:shd w:fill="E8E8E8"/>
+          </w:tcPr>
+          <w:p>
+            <w:pPr>
+              <w:spacing w:before="20" w:after="20" w:line="240" w:lineRule="auto"/>
+              <w:jc w:val="center"/>
+            </w:pPr>
+            <w:r/>
+            <w:r>
+              <w:rPr>
+                <w:rFonts w:ascii="Times New Roman" w:hAnsi="Times New Roman" w:eastAsia="宋体"/>
+                <w:b/>
+                <w:sz w:val="18"/>
+              </w:rPr>
+              <w:t>改后</w:t>
+            </w:r>
+          </w:p>
+        </w:tc>
+        <w:tc>
+          <w:tcPr>
+            <w:tcW w:type="dxa" w:w="1385"/>
+            <w:shd w:fill="E8E8E8"/>
+          </w:tcPr>
+          <w:p>
+            <w:pPr>
+              <w:spacing w:before="20" w:after="20" w:line="240" w:lineRule="auto"/>
+              <w:jc w:val="center"/>
+            </w:pPr>
+            <w:r/>
+            <w:r>
+              <w:rPr>
+                <w:rFonts w:ascii="Times New Roman" w:hAnsi="Times New Roman" w:eastAsia="宋体"/>
+                <w:b/>
+                <w:sz w:val="18"/>
+              </w:rPr>
+              <w:t>代价</w:t>
+            </w:r>
+          </w:p>
+        </w:tc>
+        <w:tc>
+          <w:tcPr>
+            <w:tcW w:type="dxa" w:w="1385"/>
+            <w:shd w:fill="E8E8E8"/>
+          </w:tcPr>
+          <w:p>
+            <w:pPr>
+              <w:spacing w:before="20" w:after="20" w:line="240" w:lineRule="auto"/>
+              <w:jc w:val="center"/>
+            </w:pPr>
+            <w:r/>
+            <w:r>
+              <w:rPr>
+                <w:rFonts w:ascii="Times New Roman" w:hAnsi="Times New Roman" w:eastAsia="宋体"/>
+                <w:b/>
+                <w:sz w:val="18"/>
+              </w:rPr>
+              <w:t>结论与依据</w:t>
+            </w:r>
+          </w:p>
+        </w:tc>
+      </w:tr>
+      <w:tr>
+        <w:tc>
+          <w:tcPr>
+            <w:tcW w:type="dxa" w:w="1385"/>
+          </w:tcPr>
+          <w:p>
+            <w:pPr>
+              <w:spacing w:before="20" w:after="20" w:line="240" w:lineRule="auto"/>
+            </w:pPr>
+            <w:r/>
+            <w:r>
+              <w:rPr>
+                <w:rFonts w:ascii="Times New Roman" w:hAnsi="Times New Roman" w:eastAsia="宋体"/>
+                <w:b w:val="0"/>
+                <w:sz w:val="18"/>
+              </w:rPr>
+              <w:t>第 75 批</w:t>
+            </w:r>
+          </w:p>
+        </w:tc>
+        <w:tc>
+          <w:tcPr>
+            <w:tcW w:type="dxa" w:w="1385"/>
+          </w:tcPr>
+          <w:p>
+            <w:pPr>
+              <w:spacing w:before="20" w:after="20" w:line="240" w:lineRule="auto"/>
+            </w:pPr>
+            <w:r/>
+            <w:r>
+              <w:rPr>
+                <w:rFonts w:ascii="Times New Roman" w:hAnsi="Times New Roman" w:eastAsia="宋体"/>
+                <w:b w:val="0"/>
+                <w:sz w:val="18"/>
+              </w:rPr>
+              <w:t>OSD 字格几何（除法与取模）单独寄存一拍，把它从最差锥里挪走</w:t>
+            </w:r>
+          </w:p>
+        </w:tc>
+        <w:tc>
+          <w:tcPr>
+            <w:tcW w:type="dxa" w:w="1385"/>
+          </w:tcPr>
+          <w:p>
+            <w:pPr>
+              <w:spacing w:before="20" w:after="20" w:line="240" w:lineRule="auto"/>
+            </w:pPr>
+            <w:r/>
+            <w:r>
+              <w:rPr>
+                <w:rFonts w:ascii="Times New Roman" w:hAnsi="Times New Roman" w:eastAsia="宋体"/>
+                <w:b w:val="0"/>
+                <w:sz w:val="18"/>
+              </w:rPr>
+              <w:t>该锥挂在全设计最差名单上</w:t>
+            </w:r>
+          </w:p>
+        </w:tc>
+        <w:tc>
+          <w:tcPr>
+            <w:tcW w:type="dxa" w:w="1385"/>
+          </w:tcPr>
+          <w:p>
+            <w:pPr>
+              <w:spacing w:before="20" w:after="20" w:line="240" w:lineRule="auto"/>
+            </w:pPr>
+            <w:r/>
+            <w:r>
+              <w:rPr>
+                <w:rFonts w:ascii="Times New Roman" w:hAnsi="Times New Roman" w:eastAsia="宋体"/>
+                <w:b w:val="0"/>
+                <w:sz w:val="18"/>
+              </w:rPr>
+              <w:t>移出最差名单；那一版记录 WNS +0.287 ns，LUT 14776（27.77 %）</w:t>
+            </w:r>
+          </w:p>
+        </w:tc>
+        <w:tc>
+          <w:tcPr>
+            <w:tcW w:type="dxa" w:w="1385"/>
+          </w:tcPr>
+          <w:p>
+            <w:pPr>
+              <w:spacing w:before="20" w:after="20" w:line="240" w:lineRule="auto"/>
+            </w:pPr>
+            <w:r/>
+            <w:r>
+              <w:rPr>
+                <w:rFonts w:ascii="Times New Roman" w:hAnsi="Times New Roman" w:eastAsia="宋体"/>
+                <w:b w:val="0"/>
+                <w:sz w:val="18"/>
+              </w:rPr>
+              <w:t>多一级寄存器、输出晚一拍（对面板不可见）</w:t>
+            </w:r>
+          </w:p>
+        </w:tc>
+        <w:tc>
+          <w:tcPr>
+            <w:tcW w:type="dxa" w:w="1385"/>
+          </w:tcPr>
+          <w:p>
+            <w:pPr>
+              <w:spacing w:before="20" w:after="20" w:line="240" w:lineRule="auto"/>
+            </w:pPr>
+            <w:r/>
+            <w:r>
+              <w:rPr>
+                <w:rFonts w:ascii="Times New Roman" w:hAnsi="Times New Roman" w:eastAsia="宋体"/>
+                <w:b w:val="0"/>
+                <w:sz w:val="18"/>
+              </w:rPr>
+              <w:t>采纳；</w:t>
+            </w:r>
+            <w:r>
+              <w:rPr>
+                <w:rFonts w:ascii="Consolas" w:hAnsi="Consolas" w:eastAsia="宋体"/>
+                <w:b w:val="0"/>
+                <w:sz w:val="16"/>
+              </w:rPr>
+              <w:t>build/r75_gates.txt</w:t>
+            </w:r>
+          </w:p>
+        </w:tc>
+      </w:tr>
+      <w:tr>
+        <w:tc>
+          <w:tcPr>
+            <w:tcW w:type="dxa" w:w="1385"/>
+          </w:tcPr>
+          <w:p>
+            <w:pPr>
+              <w:spacing w:before="20" w:after="20" w:line="240" w:lineRule="auto"/>
+            </w:pPr>
+            <w:r/>
+            <w:r>
+              <w:rPr>
+                <w:rFonts w:ascii="Times New Roman" w:hAnsi="Times New Roman" w:eastAsia="宋体"/>
+                <w:b w:val="0"/>
+                <w:sz w:val="18"/>
+              </w:rPr>
+              <w:t>第 86 批</w:t>
+            </w:r>
+          </w:p>
+        </w:tc>
+        <w:tc>
+          <w:tcPr>
+            <w:tcW w:type="dxa" w:w="1385"/>
+          </w:tcPr>
+          <w:p>
+            <w:pPr>
+              <w:spacing w:before="20" w:after="20" w:line="240" w:lineRule="auto"/>
+            </w:pPr>
+            <w:r/>
+            <w:r>
+              <w:rPr>
+                <w:rFonts w:ascii="Times New Roman" w:hAnsi="Times New Roman" w:eastAsia="宋体"/>
+                <w:b w:val="0"/>
+                <w:sz w:val="18"/>
+              </w:rPr>
+              <w:t>诊断计数器的使能改喂"寄存过的事件"，不再用组合脉冲</w:t>
+            </w:r>
+          </w:p>
+        </w:tc>
+        <w:tc>
+          <w:tcPr>
+            <w:tcW w:type="dxa" w:w="1385"/>
+          </w:tcPr>
+          <w:p>
+            <w:pPr>
+              <w:spacing w:before="20" w:after="20" w:line="240" w:lineRule="auto"/>
+            </w:pPr>
+            <w:r/>
+            <w:r>
+              <w:rPr>
+                <w:rFonts w:ascii="Times New Roman" w:hAnsi="Times New Roman" w:eastAsia="宋体"/>
+                <w:b w:val="0"/>
+                <w:sz w:val="18"/>
+              </w:rPr>
+              <w:t xml:space="preserve">目标族失败 setup 端点 </w:t>
+            </w:r>
+            <w:r>
+              <w:rPr>
+                <w:rFonts w:ascii="Times New Roman" w:hAnsi="Times New Roman" w:eastAsia="黑体"/>
+                <w:b/>
+                <w:sz w:val="18"/>
+              </w:rPr>
+              <w:t>16</w:t>
+            </w:r>
+            <w:r>
+              <w:rPr>
+                <w:rFonts w:ascii="Times New Roman" w:hAnsi="Times New Roman" w:eastAsia="宋体"/>
+                <w:b w:val="0"/>
+                <w:sz w:val="18"/>
+              </w:rPr>
+              <w:t xml:space="preserve"> 个</w:t>
+            </w:r>
+          </w:p>
+        </w:tc>
+        <w:tc>
+          <w:tcPr>
+            <w:tcW w:type="dxa" w:w="1385"/>
+          </w:tcPr>
+          <w:p>
+            <w:pPr>
+              <w:spacing w:before="20" w:after="20" w:line="240" w:lineRule="auto"/>
+            </w:pPr>
+            <w:r/>
+            <w:r>
+              <w:rPr>
+                <w:rFonts w:ascii="Times New Roman" w:hAnsi="Times New Roman" w:eastAsia="黑体"/>
+                <w:b/>
+                <w:sz w:val="18"/>
+              </w:rPr>
+              <w:t>2</w:t>
+            </w:r>
+            <w:r>
+              <w:rPr>
+                <w:rFonts w:ascii="Times New Roman" w:hAnsi="Times New Roman" w:eastAsia="宋体"/>
+                <w:b w:val="0"/>
+                <w:sz w:val="18"/>
+              </w:rPr>
+              <w:t xml:space="preserve"> 个</w:t>
+            </w:r>
+          </w:p>
+        </w:tc>
+        <w:tc>
+          <w:tcPr>
+            <w:tcW w:type="dxa" w:w="1385"/>
+          </w:tcPr>
+          <w:p>
+            <w:pPr>
+              <w:spacing w:before="20" w:after="20" w:line="240" w:lineRule="auto"/>
+            </w:pPr>
+            <w:r/>
+            <w:r>
+              <w:rPr>
+                <w:rFonts w:ascii="Times New Roman" w:hAnsi="Times New Roman" w:eastAsia="宋体"/>
+                <w:b w:val="0"/>
+                <w:sz w:val="18"/>
+              </w:rPr>
+              <w:t>同批全局 WNS −0.135 ns，按上面的口径不记成损失</w:t>
+            </w:r>
+          </w:p>
+        </w:tc>
+        <w:tc>
+          <w:tcPr>
+            <w:tcW w:type="dxa" w:w="1385"/>
+          </w:tcPr>
+          <w:p>
+            <w:pPr>
+              <w:spacing w:before="20" w:after="20" w:line="240" w:lineRule="auto"/>
+            </w:pPr>
+            <w:r/>
+            <w:r>
+              <w:rPr>
+                <w:rFonts w:ascii="Times New Roman" w:hAnsi="Times New Roman" w:eastAsia="宋体"/>
+                <w:b w:val="0"/>
+                <w:sz w:val="18"/>
+              </w:rPr>
+              <w:t>采纳；判据是端点数不是 WNS 绝对值；</w:t>
+            </w:r>
+            <w:r>
+              <w:rPr>
+                <w:rFonts w:ascii="Consolas" w:hAnsi="Consolas" w:eastAsia="宋体"/>
+                <w:b w:val="0"/>
+                <w:sz w:val="16"/>
+              </w:rPr>
+              <w:t>build/r86_gates_final.txt</w:t>
+            </w:r>
+          </w:p>
+        </w:tc>
+      </w:tr>
+      <w:tr>
+        <w:tc>
+          <w:tcPr>
+            <w:tcW w:type="dxa" w:w="1385"/>
+          </w:tcPr>
+          <w:p>
+            <w:pPr>
+              <w:spacing w:before="20" w:after="20" w:line="240" w:lineRule="auto"/>
+            </w:pPr>
+            <w:r/>
+            <w:r>
+              <w:rPr>
+                <w:rFonts w:ascii="Times New Roman" w:hAnsi="Times New Roman" w:eastAsia="宋体"/>
+                <w:b w:val="0"/>
+                <w:sz w:val="18"/>
+              </w:rPr>
+              <w:t>第 88 批</w:t>
+            </w:r>
+          </w:p>
+        </w:tc>
+        <w:tc>
+          <w:tcPr>
+            <w:tcW w:type="dxa" w:w="1385"/>
+          </w:tcPr>
+          <w:p>
+            <w:pPr>
+              <w:spacing w:before="20" w:after="20" w:line="240" w:lineRule="auto"/>
+            </w:pPr>
+            <w:r/>
+            <w:r>
+              <w:rPr>
+                <w:rFonts w:ascii="Times New Roman" w:hAnsi="Times New Roman" w:eastAsia="宋体"/>
+                <w:b w:val="0"/>
+                <w:sz w:val="18"/>
+              </w:rPr>
+              <w:t>双口 FIFO 的满判据改用当前写指针</w:t>
+            </w:r>
+          </w:p>
+        </w:tc>
+        <w:tc>
+          <w:tcPr>
+            <w:tcW w:type="dxa" w:w="1385"/>
+          </w:tcPr>
+          <w:p>
+            <w:pPr>
+              <w:spacing w:before="20" w:after="20" w:line="240" w:lineRule="auto"/>
+            </w:pPr>
+            <w:r/>
+            <w:r>
+              <w:rPr>
+                <w:rFonts w:ascii="Consolas" w:hAnsi="Consolas" w:eastAsia="宋体"/>
+                <w:b w:val="0"/>
+                <w:sz w:val="16"/>
+              </w:rPr>
+              <w:t>u_cdc</w:t>
+            </w:r>
+            <w:r>
+              <w:rPr>
+                <w:rFonts w:ascii="Times New Roman" w:hAnsi="Times New Roman" w:eastAsia="宋体"/>
+                <w:b w:val="0"/>
+                <w:sz w:val="18"/>
+              </w:rPr>
+              <w:t xml:space="preserve"> 一族在最差名单上</w:t>
+            </w:r>
+          </w:p>
+        </w:tc>
+        <w:tc>
+          <w:tcPr>
+            <w:tcW w:type="dxa" w:w="1385"/>
+          </w:tcPr>
+          <w:p>
+            <w:pPr>
+              <w:spacing w:before="20" w:after="20" w:line="240" w:lineRule="auto"/>
+            </w:pPr>
+            <w:r/>
+            <w:r>
+              <w:rPr>
+                <w:rFonts w:ascii="Times New Roman" w:hAnsi="Times New Roman" w:eastAsia="宋体"/>
+                <w:b w:val="0"/>
+                <w:sz w:val="18"/>
+              </w:rPr>
+              <w:t xml:space="preserve">整族从最差名单消失；收侧 </w:t>
+            </w:r>
+            <w:r>
+              <w:rPr>
+                <w:rFonts w:ascii="Consolas" w:hAnsi="Consolas" w:eastAsia="宋体"/>
+                <w:b w:val="0"/>
+                <w:sz w:val="16"/>
+              </w:rPr>
+              <w:t>eth_rxc</w:t>
+            </w:r>
+            <w:r>
+              <w:rPr>
+                <w:rFonts w:ascii="Times New Roman" w:hAnsi="Times New Roman" w:eastAsia="宋体"/>
+                <w:b w:val="0"/>
+                <w:sz w:val="18"/>
+              </w:rPr>
+              <w:t xml:space="preserve"> 那一版 WNS +0.516 ns</w:t>
+            </w:r>
+          </w:p>
+        </w:tc>
+        <w:tc>
+          <w:tcPr>
+            <w:tcW w:type="dxa" w:w="1385"/>
+          </w:tcPr>
+          <w:p>
+            <w:pPr>
+              <w:spacing w:before="20" w:after="20" w:line="240" w:lineRule="auto"/>
+            </w:pPr>
+            <w:r/>
+            <w:r>
+              <w:rPr>
+                <w:rFonts w:ascii="Times New Roman" w:hAnsi="Times New Roman" w:eastAsia="宋体"/>
+                <w:b w:val="0"/>
+                <w:sz w:val="18"/>
+              </w:rPr>
+              <w:t>该批发布前检查 18 项全过、2 项因缺同一次台架凭据未判 ⇒ 当时不算"过了检查的一版"</w:t>
+            </w:r>
+          </w:p>
+        </w:tc>
+        <w:tc>
+          <w:tcPr>
+            <w:tcW w:type="dxa" w:w="1385"/>
+          </w:tcPr>
+          <w:p>
+            <w:pPr>
+              <w:spacing w:before="20" w:after="20" w:line="240" w:lineRule="auto"/>
+            </w:pPr>
+            <w:r/>
+            <w:r>
+              <w:rPr>
+                <w:rFonts w:ascii="Times New Roman" w:hAnsi="Times New Roman" w:eastAsia="宋体"/>
+                <w:b w:val="0"/>
+                <w:sz w:val="18"/>
+              </w:rPr>
+              <w:t>采纳上板；</w:t>
+            </w:r>
+            <w:r>
+              <w:rPr>
+                <w:rFonts w:ascii="Consolas" w:hAnsi="Consolas" w:eastAsia="宋体"/>
+                <w:b w:val="0"/>
+                <w:sz w:val="16"/>
+              </w:rPr>
+              <w:t>build/r88_gates_partial.txt</w:t>
+            </w:r>
+          </w:p>
+        </w:tc>
+      </w:tr>
+      <w:tr>
+        <w:tc>
+          <w:tcPr>
+            <w:tcW w:type="dxa" w:w="1385"/>
+          </w:tcPr>
+          <w:p>
+            <w:pPr>
+              <w:spacing w:before="20" w:after="20" w:line="240" w:lineRule="auto"/>
+            </w:pPr>
+            <w:r/>
+            <w:r>
+              <w:rPr>
+                <w:rFonts w:ascii="Times New Roman" w:hAnsi="Times New Roman" w:eastAsia="宋体"/>
+                <w:b w:val="0"/>
+                <w:sz w:val="18"/>
+              </w:rPr>
+              <w:t>第 89 批</w:t>
+            </w:r>
+          </w:p>
+        </w:tc>
+        <w:tc>
+          <w:tcPr>
+            <w:tcW w:type="dxa" w:w="1385"/>
+          </w:tcPr>
+          <w:p>
+            <w:pPr>
+              <w:spacing w:before="20" w:after="20" w:line="240" w:lineRule="auto"/>
+            </w:pPr>
+            <w:r/>
+            <w:r>
+              <w:rPr>
+                <w:rFonts w:ascii="Times New Roman" w:hAnsi="Times New Roman" w:eastAsia="宋体"/>
+                <w:b w:val="0"/>
+                <w:sz w:val="18"/>
+              </w:rPr>
+              <w:t>给那 9 块 FIFO BRAM 画一块 Pblock</w:t>
+            </w:r>
+          </w:p>
+        </w:tc>
+        <w:tc>
+          <w:tcPr>
+            <w:tcW w:type="dxa" w:w="1385"/>
+          </w:tcPr>
+          <w:p>
+            <w:pPr>
+              <w:spacing w:before="20" w:after="20" w:line="240" w:lineRule="auto"/>
+            </w:pPr>
+            <w:r/>
+            <w:r>
+              <w:rPr>
+                <w:rFonts w:ascii="Times New Roman" w:hAnsi="Times New Roman" w:eastAsia="宋体"/>
+                <w:b w:val="0"/>
+                <w:sz w:val="18"/>
+              </w:rPr>
+              <w:t>目标族本来就不在最差名单上</w:t>
+            </w:r>
+          </w:p>
+        </w:tc>
+        <w:tc>
+          <w:tcPr>
+            <w:tcW w:type="dxa" w:w="1385"/>
+          </w:tcPr>
+          <w:p>
+            <w:pPr>
+              <w:spacing w:before="20" w:after="20" w:line="240" w:lineRule="auto"/>
+            </w:pPr>
+            <w:r/>
+            <w:r>
+              <w:rPr>
+                <w:rFonts w:ascii="Times New Roman" w:hAnsi="Times New Roman" w:eastAsia="宋体"/>
+                <w:b w:val="0"/>
+                <w:sz w:val="18"/>
+              </w:rPr>
+              <w:t>无可归属收益；收侧 WNS +0.516 → +0.363 ns</w:t>
+            </w:r>
+          </w:p>
+        </w:tc>
+        <w:tc>
+          <w:tcPr>
+            <w:tcW w:type="dxa" w:w="1385"/>
+          </w:tcPr>
+          <w:p>
+            <w:pPr>
+              <w:spacing w:before="20" w:after="20" w:line="240" w:lineRule="auto"/>
+            </w:pPr>
+            <w:r/>
+            <w:r>
+              <w:rPr>
+                <w:rFonts w:ascii="Times New Roman" w:hAnsi="Times New Roman" w:eastAsia="宋体"/>
+                <w:b w:val="0"/>
+                <w:sz w:val="18"/>
+              </w:rPr>
+              <w:t>担了摆放约束的风险</w:t>
+            </w:r>
+          </w:p>
+        </w:tc>
+        <w:tc>
+          <w:tcPr>
+            <w:tcW w:type="dxa" w:w="1385"/>
+          </w:tcPr>
+          <w:p>
+            <w:pPr>
+              <w:spacing w:before="20" w:after="20" w:line="240" w:lineRule="auto"/>
+            </w:pPr>
+            <w:r/>
+            <w:r>
+              <w:rPr>
+                <w:rFonts w:ascii="Times New Roman" w:hAnsi="Times New Roman" w:eastAsia="黑体"/>
+                <w:b/>
+                <w:sz w:val="18"/>
+              </w:rPr>
+              <w:t>否决</w:t>
+            </w:r>
+            <w:r>
+              <w:rPr>
+                <w:rFonts w:ascii="Times New Roman" w:hAnsi="Times New Roman" w:eastAsia="宋体"/>
+                <w:b w:val="0"/>
+                <w:sz w:val="18"/>
+              </w:rPr>
+              <w:t>；</w:t>
+            </w:r>
+            <w:r>
+              <w:rPr>
+                <w:rFonts w:ascii="Consolas" w:hAnsi="Consolas" w:eastAsia="宋体"/>
+                <w:b w:val="0"/>
+                <w:sz w:val="16"/>
+              </w:rPr>
+              <w:t>build/evidence/r89exp_timing_summary.rpt</w:t>
+            </w:r>
+          </w:p>
+        </w:tc>
+      </w:tr>
+      <w:tr>
+        <w:tc>
+          <w:tcPr>
+            <w:tcW w:type="dxa" w:w="1385"/>
+          </w:tcPr>
+          <w:p>
+            <w:pPr>
+              <w:spacing w:before="20" w:after="20" w:line="240" w:lineRule="auto"/>
+            </w:pPr>
+            <w:r/>
+            <w:r>
+              <w:rPr>
+                <w:rFonts w:ascii="Times New Roman" w:hAnsi="Times New Roman" w:eastAsia="宋体"/>
+                <w:b w:val="0"/>
+                <w:sz w:val="18"/>
+              </w:rPr>
+              <w:t>第 90 批</w:t>
+            </w:r>
+          </w:p>
+        </w:tc>
+        <w:tc>
+          <w:tcPr>
+            <w:tcW w:type="dxa" w:w="1385"/>
+          </w:tcPr>
+          <w:p>
+            <w:pPr>
+              <w:spacing w:before="20" w:after="20" w:line="240" w:lineRule="auto"/>
+            </w:pPr>
+            <w:r/>
+            <w:r>
+              <w:rPr>
+                <w:rFonts w:ascii="Times New Roman" w:hAnsi="Times New Roman" w:eastAsia="宋体"/>
+                <w:b w:val="0"/>
+                <w:sz w:val="18"/>
+              </w:rPr>
+              <w:t xml:space="preserve">帧缓存 </w:t>
+            </w:r>
+            <w:r>
+              <w:rPr>
+                <w:rFonts w:ascii="Consolas" w:hAnsi="Consolas" w:eastAsia="宋体"/>
+                <w:b w:val="0"/>
+                <w:sz w:val="16"/>
+              </w:rPr>
+              <w:t>mem[0:38399]</w:t>
+            </w:r>
+            <w:r>
+              <w:rPr>
+                <w:rFonts w:ascii="Times New Roman" w:hAnsi="Times New Roman" w:eastAsia="宋体"/>
+                <w:b w:val="0"/>
+                <w:sz w:val="18"/>
+              </w:rPr>
+              <w:t xml:space="preserve"> 拆成三块 2 的幂深度</w:t>
+            </w:r>
+          </w:p>
+        </w:tc>
+        <w:tc>
+          <w:tcPr>
+            <w:tcW w:type="dxa" w:w="1385"/>
+          </w:tcPr>
+          <w:p>
+            <w:pPr>
+              <w:spacing w:before="20" w:after="20" w:line="240" w:lineRule="auto"/>
+            </w:pPr>
+            <w:r/>
+            <w:r>
+              <w:rPr>
+                <w:rFonts w:ascii="Times New Roman" w:hAnsi="Times New Roman" w:eastAsia="宋体"/>
+                <w:b w:val="0"/>
+                <w:sz w:val="18"/>
+              </w:rPr>
+              <w:t>BRAM 95 片</w:t>
+            </w:r>
+          </w:p>
+        </w:tc>
+        <w:tc>
+          <w:tcPr>
+            <w:tcW w:type="dxa" w:w="1385"/>
+          </w:tcPr>
+          <w:p>
+            <w:pPr>
+              <w:spacing w:before="20" w:after="20" w:line="240" w:lineRule="auto"/>
+            </w:pPr>
+            <w:r/>
+            <w:r>
+              <w:rPr>
+                <w:rFonts w:ascii="Times New Roman" w:hAnsi="Times New Roman" w:eastAsia="宋体"/>
+                <w:b w:val="0"/>
+                <w:sz w:val="18"/>
+              </w:rPr>
+              <w:t>省 5 片 RAMB36（88 片、64.64 %）</w:t>
+            </w:r>
+          </w:p>
+        </w:tc>
+        <w:tc>
+          <w:tcPr>
+            <w:tcW w:type="dxa" w:w="1385"/>
+          </w:tcPr>
+          <w:p>
+            <w:pPr>
+              <w:spacing w:before="20" w:after="20" w:line="240" w:lineRule="auto"/>
+            </w:pPr>
+            <w:r/>
+            <w:r>
+              <w:rPr>
+                <w:rFonts w:ascii="Times New Roman" w:hAnsi="Times New Roman" w:eastAsia="宋体"/>
+                <w:b w:val="0"/>
+                <w:sz w:val="18"/>
+              </w:rPr>
+              <w:t>收侧 WNS +0.516 → +0.232（拆）→ +0.182（拆后再加一级寄存），最差级数 4 → 9 → 4</w:t>
+            </w:r>
+          </w:p>
+        </w:tc>
+        <w:tc>
+          <w:tcPr>
+            <w:tcW w:type="dxa" w:w="1385"/>
+          </w:tcPr>
+          <w:p>
+            <w:pPr>
+              <w:spacing w:before="20" w:after="20" w:line="240" w:lineRule="auto"/>
+            </w:pPr>
+            <w:r/>
+            <w:r>
+              <w:rPr>
+                <w:rFonts w:ascii="Times New Roman" w:hAnsi="Times New Roman" w:eastAsia="黑体"/>
+                <w:b/>
+                <w:sz w:val="18"/>
+              </w:rPr>
+              <w:t>否决</w:t>
+            </w:r>
+            <w:r>
+              <w:rPr>
+                <w:rFonts w:ascii="Times New Roman" w:hAnsi="Times New Roman" w:eastAsia="宋体"/>
+                <w:b w:val="0"/>
+                <w:sz w:val="18"/>
+              </w:rPr>
+              <w:t>：省下的块 RAM 买不回那条收侧余量；</w:t>
+            </w:r>
+            <w:r>
+              <w:rPr>
+                <w:rFonts w:ascii="Consolas" w:hAnsi="Consolas" w:eastAsia="宋体"/>
+                <w:b w:val="0"/>
+                <w:sz w:val="16"/>
+              </w:rPr>
+              <w:t>report/optimization_log.md</w:t>
+            </w:r>
+            <w:r>
+              <w:rPr>
+                <w:rFonts w:ascii="Times New Roman" w:hAnsi="Times New Roman" w:eastAsia="宋体"/>
+                <w:b w:val="0"/>
+                <w:sz w:val="18"/>
+              </w:rPr>
+              <w:t xml:space="preserve"> 第 623–665 行</w:t>
+            </w:r>
+          </w:p>
+        </w:tc>
+      </w:tr>
+      <w:tr>
+        <w:tc>
+          <w:tcPr>
+            <w:tcW w:type="dxa" w:w="1385"/>
+          </w:tcPr>
+          <w:p>
+            <w:pPr>
+              <w:spacing w:before="20" w:after="20" w:line="240" w:lineRule="auto"/>
+            </w:pPr>
+            <w:r/>
+            <w:r>
+              <w:rPr>
+                <w:rFonts w:ascii="Times New Roman" w:hAnsi="Times New Roman" w:eastAsia="宋体"/>
+                <w:b w:val="0"/>
+                <w:sz w:val="18"/>
+              </w:rPr>
+              <w:t>本版</w:t>
+            </w:r>
+          </w:p>
+        </w:tc>
+        <w:tc>
+          <w:tcPr>
+            <w:tcW w:type="dxa" w:w="1385"/>
+          </w:tcPr>
+          <w:p>
+            <w:pPr>
+              <w:spacing w:before="20" w:after="20" w:line="240" w:lineRule="auto"/>
+            </w:pPr>
+            <w:r/>
+            <w:r>
+              <w:rPr>
+                <w:rFonts w:ascii="Times New Roman" w:hAnsi="Times New Roman" w:eastAsia="宋体"/>
+                <w:b w:val="0"/>
+                <w:sz w:val="18"/>
+              </w:rPr>
+              <w:t>发布位（不再改动）</w:t>
+            </w:r>
+          </w:p>
+        </w:tc>
+        <w:tc>
+          <w:tcPr>
+            <w:tcW w:type="dxa" w:w="1385"/>
+          </w:tcPr>
+          <w:p>
+            <w:pPr>
+              <w:spacing w:before="20" w:after="20" w:line="240" w:lineRule="auto"/>
+            </w:pPr>
+            <w:r/>
+            <w:r>
+              <w:rPr>
+                <w:rFonts w:ascii="Times New Roman" w:hAnsi="Times New Roman" w:eastAsia="宋体"/>
+                <w:b w:val="0"/>
+                <w:sz w:val="18"/>
+              </w:rPr>
+              <w:t>—</w:t>
+            </w:r>
+          </w:p>
+        </w:tc>
+        <w:tc>
+          <w:tcPr>
+            <w:tcW w:type="dxa" w:w="1385"/>
+          </w:tcPr>
+          <w:p>
+            <w:pPr>
+              <w:spacing w:before="20" w:after="20" w:line="240" w:lineRule="auto"/>
+            </w:pPr>
+            <w:r/>
+            <w:r>
+              <w:rPr>
+                <w:rFonts w:ascii="Times New Roman" w:hAnsi="Times New Roman" w:eastAsia="宋体"/>
+                <w:b w:val="0"/>
+                <w:sz w:val="18"/>
+              </w:rPr>
+              <w:t xml:space="preserve">四个受检域 setup/hold 零违例（失败端点 0 / 51,027）；最紧在收侧 </w:t>
+            </w:r>
+            <w:r>
+              <w:rPr>
+                <w:rFonts w:ascii="Consolas" w:hAnsi="Consolas" w:eastAsia="宋体"/>
+                <w:b w:val="0"/>
+                <w:sz w:val="16"/>
+              </w:rPr>
+              <w:t>eth_rxc</w:t>
+            </w:r>
+            <w:r>
+              <w:rPr>
+                <w:rFonts w:ascii="Times New Roman" w:hAnsi="Times New Roman" w:eastAsia="宋体"/>
+                <w:b w:val="0"/>
+                <w:sz w:val="18"/>
+              </w:rPr>
+              <w:t>，0.687 ns；LUT 26.6 %、BRAM 68.2 %</w:t>
+            </w:r>
+          </w:p>
+        </w:tc>
+        <w:tc>
+          <w:tcPr>
+            <w:tcW w:type="dxa" w:w="1385"/>
+          </w:tcPr>
+          <w:p>
+            <w:pPr>
+              <w:spacing w:before="20" w:after="20" w:line="240" w:lineRule="auto"/>
+            </w:pPr>
+            <w:r/>
+            <w:r>
+              <w:rPr>
+                <w:rFonts w:ascii="Times New Roman" w:hAnsi="Times New Roman" w:eastAsia="宋体"/>
+                <w:b w:val="0"/>
+                <w:sz w:val="18"/>
+              </w:rPr>
+              <w:t>见 1.4 那张指标表</w:t>
+            </w:r>
+          </w:p>
+        </w:tc>
+        <w:tc>
+          <w:tcPr>
+            <w:tcW w:type="dxa" w:w="1385"/>
+          </w:tcPr>
+          <w:p>
+            <w:pPr>
+              <w:spacing w:before="20" w:after="20" w:line="240" w:lineRule="auto"/>
+            </w:pPr>
+            <w:r/>
+            <w:r>
+              <w:rPr>
+                <w:rFonts w:ascii="Consolas" w:hAnsi="Consolas" w:eastAsia="宋体"/>
+                <w:b w:val="0"/>
+                <w:sz w:val="16"/>
+              </w:rPr>
+              <w:t>build/r132_gates.txt</w:t>
+            </w:r>
+            <w:r>
+              <w:rPr>
+                <w:rFonts w:ascii="Times New Roman" w:hAnsi="Times New Roman" w:eastAsia="宋体"/>
+                <w:b w:val="0"/>
+                <w:sz w:val="18"/>
+              </w:rPr>
+              <w:t>、</w:t>
+            </w:r>
+            <w:r>
+              <w:rPr>
+                <w:rFonts w:ascii="Consolas" w:hAnsi="Consolas" w:eastAsia="宋体"/>
+                <w:b w:val="0"/>
+                <w:sz w:val="16"/>
+              </w:rPr>
+              <w:t>build/timing_summary.rpt</w:t>
+            </w:r>
+          </w:p>
+        </w:tc>
+      </w:tr>
+    </w:tbl>
+    <w:p>
+      <w:pPr>
+        <w:spacing w:after="40"/>
+      </w:pPr>
+    </w:p>
+    <w:p>
+      <w:pPr>
+        <w:spacing w:before="0" w:after="120" w:line="360" w:lineRule="auto"/>
+        <w:ind w:firstLine="480"/>
+      </w:pPr>
+      <w:r>
+        <w:rPr>
+          <w:rFonts w:ascii="Times New Roman" w:hAnsi="Times New Roman" w:eastAsia="宋体"/>
+          <w:b w:val="0"/>
+          <w:sz w:val="24"/>
+        </w:rPr>
+        <w:t>被否决的行留着不删，是因为"试过、量过、判不值得"这条信息本身要能看见：否决的判据同样是同一条锥</w:t>
+      </w:r>
+    </w:p>
+    <w:p>
+      <w:pPr>
+        <w:spacing w:before="0" w:after="120" w:line="360" w:lineRule="auto"/>
+        <w:ind w:firstLine="480"/>
+      </w:pPr>
+      <w:r>
+        <w:rPr>
+          <w:rFonts w:ascii="Times New Roman" w:hAnsi="Times New Roman" w:eastAsia="宋体"/>
+          <w:b w:val="0"/>
+          <w:sz w:val="24"/>
+        </w:rPr>
+        <w:t>自己动没动，而不是数字好不好看。每一批两侧的原始件都是成对留着的——改前与改后各一份</w:t>
+      </w:r>
+    </w:p>
+    <w:p>
+      <w:pPr>
+        <w:spacing w:before="0" w:after="120" w:line="360" w:lineRule="auto"/>
+        <w:ind w:firstLine="480"/>
+      </w:pPr>
+      <w:r>
+        <w:rPr>
+          <w:rFonts w:ascii="Consolas" w:hAnsi="Consolas" w:eastAsia="宋体"/>
+          <w:b w:val="0"/>
+          <w:sz w:val="22"/>
+        </w:rPr>
+        <w:t>build/evidence/</w:t>
+      </w:r>
+      <w:r>
+        <w:rPr>
+          <w:rFonts w:ascii="Times New Roman" w:hAnsi="Times New Roman" w:eastAsia="宋体"/>
+          <w:b w:val="0"/>
+          <w:sz w:val="24"/>
+        </w:rPr>
+        <w:t xml:space="preserve"> 下的报告，加上那一批的门禁输出；哪一侧缺证据，就在同一行标成未量化，不拿相邻批次顶替。</w:t>
+      </w:r>
     </w:p>
     <w:p>
       <w:pPr>

--- a/report/technical-document-contest.docx
+++ b/report/technical-document-contest.docx
@@ -1457,7 +1457,7 @@
                 <w:b w:val="0"/>
                 <w:sz w:val="18"/>
               </w:rPr>
-              <w:t>整屏判据 165 条全过（原唯一那条红本版已关闭），门禁 24 项全绿（</w:t>
+              <w:t xml:space="preserve">整屏判据 165 条全过（原唯一那条红本版已关闭），门禁 24 项全绿（随包那份在 </w:t>
             </w:r>
             <w:r>
               <w:rPr>
@@ -1465,7 +1465,23 @@
                 <w:b w:val="0"/>
                 <w:sz w:val="16"/>
               </w:rPr>
-              <w:t>build/r132_gates.txt</w:t>
+              <w:t>build/reports/</w:t>
+            </w:r>
+            <w:r>
+              <w:rPr>
+                <w:rFonts w:ascii="Times New Roman" w:hAnsi="Times New Roman" w:eastAsia="宋体"/>
+                <w:b w:val="0"/>
+                <w:sz w:val="18"/>
+              </w:rPr>
+              <w:t xml:space="preserve"> 下，末行 </w:t>
+            </w:r>
+            <w:r>
+              <w:rPr>
+                <w:rFonts w:ascii="Consolas" w:hAnsi="Consolas" w:eastAsia="宋体"/>
+                <w:b w:val="0"/>
+                <w:sz w:val="16"/>
+              </w:rPr>
+              <w:t>GATES: ALL PASS（24 项全部判定）</w:t>
             </w:r>
             <w:r>
               <w:rPr>
@@ -1508,7 +1524,23 @@
                 <w:b w:val="0"/>
                 <w:sz w:val="18"/>
               </w:rPr>
-              <w:t>（2026-10-18 使用者口头确认）⇒ 自启这一条不再挂空；串口文本还没留档，留档件补上即升级为可复跑凭据</w:t>
+              <w:t>（2026-10-18 使用者口头确认）⇒ 这一条从零证明升到</w:t>
+            </w:r>
+            <w:r>
+              <w:rPr>
+                <w:rFonts w:ascii="Times New Roman" w:hAnsi="Times New Roman" w:eastAsia="黑体"/>
+                <w:b/>
+                <w:sz w:val="18"/>
+              </w:rPr>
+              <w:t>口头确认级</w:t>
+            </w:r>
+            <w:r>
+              <w:rPr>
+                <w:rFonts w:ascii="Times New Roman" w:hAnsi="Times New Roman" w:eastAsia="宋体"/>
+                <w:b w:val="0"/>
+                <w:sz w:val="18"/>
+              </w:rPr>
+              <w:t>；串口文本还没留档，留档件补上才升级为可复跑凭据</w:t>
             </w:r>
           </w:p>
         </w:tc>
@@ -8245,7 +8277,7 @@
                 <w:b w:val="0"/>
                 <w:sz w:val="18"/>
               </w:rPr>
-              <w:t>采纳；</w:t>
+              <w:t xml:space="preserve">采纳；依据是那一轮的门禁输出（那一轮的门禁输出 </w:t>
             </w:r>
             <w:r>
               <w:rPr>
@@ -8253,7 +8285,15 @@
                 <w:b w:val="0"/>
                 <w:sz w:val="16"/>
               </w:rPr>
-              <w:t>build/r75_gates.txt</w:t>
+              <w:t>r75_gates.txt</w:t>
+            </w:r>
+            <w:r>
+              <w:rPr>
+                <w:rFonts w:ascii="Times New Roman" w:hAnsi="Times New Roman" w:eastAsia="宋体"/>
+                <w:b w:val="0"/>
+                <w:sz w:val="18"/>
+              </w:rPr>
+              <w:t>）</w:t>
             </w:r>
           </w:p>
         </w:tc>
@@ -8393,7 +8433,7 @@
                 <w:b w:val="0"/>
                 <w:sz w:val="18"/>
               </w:rPr>
-              <w:t>采纳；判据是端点数不是 WNS 绝对值；</w:t>
+              <w:t xml:space="preserve">采纳；判据是端点数不是 WNS 绝对值；依据是那一轮的门禁输出（那一轮的门禁输出 </w:t>
             </w:r>
             <w:r>
               <w:rPr>
@@ -8401,7 +8441,15 @@
                 <w:b w:val="0"/>
                 <w:sz w:val="16"/>
               </w:rPr>
-              <w:t>build/r86_gates_final.txt</w:t>
+              <w:t>r86_gates_final.txt</w:t>
+            </w:r>
+            <w:r>
+              <w:rPr>
+                <w:rFonts w:ascii="Times New Roman" w:hAnsi="Times New Roman" w:eastAsia="宋体"/>
+                <w:b w:val="0"/>
+                <w:sz w:val="18"/>
+              </w:rPr>
+              <w:t>）</w:t>
             </w:r>
           </w:p>
         </w:tc>
@@ -8541,7 +8589,7 @@
                 <w:b w:val="0"/>
                 <w:sz w:val="18"/>
               </w:rPr>
-              <w:t>采纳上板；</w:t>
+              <w:t xml:space="preserve">采纳上板；依据是那一轮的门禁输出（那一轮的门禁输出 </w:t>
             </w:r>
             <w:r>
               <w:rPr>
@@ -8549,7 +8597,15 @@
                 <w:b w:val="0"/>
                 <w:sz w:val="16"/>
               </w:rPr>
-              <w:t>build/r88_gates_partial.txt</w:t>
+              <w:t>r88_gates_partial.txt</w:t>
+            </w:r>
+            <w:r>
+              <w:rPr>
+                <w:rFonts w:ascii="Times New Roman" w:hAnsi="Times New Roman" w:eastAsia="宋体"/>
+                <w:b w:val="0"/>
+                <w:sz w:val="18"/>
+              </w:rPr>
+              <w:t>）</w:t>
             </w:r>
           </w:p>
         </w:tc>
@@ -8673,7 +8729,7 @@
                 <w:b w:val="0"/>
                 <w:sz w:val="18"/>
               </w:rPr>
-              <w:t>；</w:t>
+              <w:t xml:space="preserve">；依据是那一跑的实现后时序报告（那一跑的实现后时序报告 </w:t>
             </w:r>
             <w:r>
               <w:rPr>
@@ -8681,7 +8737,15 @@
                 <w:b w:val="0"/>
                 <w:sz w:val="16"/>
               </w:rPr>
-              <w:t>build/evidence/r89exp_timing_summary.rpt</w:t>
+              <w:t>r89exp_timing_summary.rpt</w:t>
+            </w:r>
+            <w:r>
+              <w:rPr>
+                <w:rFonts w:ascii="Times New Roman" w:hAnsi="Times New Roman" w:eastAsia="宋体"/>
+                <w:b w:val="0"/>
+                <w:sz w:val="18"/>
+              </w:rPr>
+              <w:t>）</w:t>
             </w:r>
           </w:p>
         </w:tc>
@@ -8965,11 +9029,19 @@
             <w:r/>
             <w:r>
               <w:rPr>
+                <w:rFonts w:ascii="Times New Roman" w:hAnsi="Times New Roman" w:eastAsia="宋体"/>
+                <w:b w:val="0"/>
+                <w:sz w:val="18"/>
+              </w:rPr>
+              <w:t xml:space="preserve">随包 </w:t>
+            </w:r>
+            <w:r>
+              <w:rPr>
                 <w:rFonts w:ascii="Consolas" w:hAnsi="Consolas" w:eastAsia="宋体"/>
                 <w:b w:val="0"/>
                 <w:sz w:val="16"/>
               </w:rPr>
-              <w:t>build/r132_gates.txt</w:t>
+              <w:t>build/reports/</w:t>
             </w:r>
             <w:r>
               <w:rPr>
@@ -8977,15 +9049,7 @@
                 <w:b w:val="0"/>
                 <w:sz w:val="18"/>
               </w:rPr>
-              <w:t>、</w:t>
-            </w:r>
-            <w:r>
-              <w:rPr>
-                <w:rFonts w:ascii="Consolas" w:hAnsi="Consolas" w:eastAsia="宋体"/>
-                <w:b w:val="0"/>
-                <w:sz w:val="16"/>
-              </w:rPr>
-              <w:t>build/timing_summary.rpt</w:t>
+              <w:t xml:space="preserve"> 下这一版的门禁末行与实现后时序摘要</w:t>
             </w:r>
           </w:p>
         </w:tc>

--- a/report/technical-document-contest.docx
+++ b/report/technical-document-contest.docx
@@ -8020,7 +8020,45 @@
           <w:b w:val="0"/>
           <w:sz w:val="24"/>
         </w:rPr>
-        <w:t>"依据"那一列每一件都在随包的路径里读得到，改前改后是同一次构建的两张报告。</w:t>
+        <w:t xml:space="preserve">"依据"那一列只指得出翻得到的件：本版那两份报告在 </w:t>
+      </w:r>
+      <w:r>
+        <w:rPr>
+          <w:rFonts w:ascii="Consolas" w:hAnsi="Consolas" w:eastAsia="宋体"/>
+          <w:b w:val="0"/>
+          <w:sz w:val="22"/>
+        </w:rPr>
+        <w:t>build/reports/</w:t>
+      </w:r>
+      <w:r>
+        <w:rPr>
+          <w:rFonts w:ascii="Times New Roman" w:hAnsi="Times New Roman" w:eastAsia="宋体"/>
+          <w:b w:val="0"/>
+          <w:sz w:val="24"/>
+        </w:rPr>
+        <w:t>，更早几批的读数照抄在</w:t>
+      </w:r>
+    </w:p>
+    <w:p>
+      <w:pPr>
+        <w:spacing w:before="0" w:after="120" w:line="360" w:lineRule="auto"/>
+        <w:ind w:firstLine="480"/>
+      </w:pPr>
+      <w:r>
+        <w:rPr>
+          <w:rFonts w:ascii="Consolas" w:hAnsi="Consolas" w:eastAsia="宋体"/>
+          <w:b w:val="0"/>
+          <w:sz w:val="22"/>
+        </w:rPr>
+        <w:t>report/optimization_log.md</w:t>
+      </w:r>
+      <w:r>
+        <w:rPr>
+          <w:rFonts w:ascii="Times New Roman" w:hAnsi="Times New Roman" w:eastAsia="宋体"/>
+          <w:b w:val="0"/>
+          <w:sz w:val="24"/>
+        </w:rPr>
+        <w:t xml:space="preserve"> 的跨全期累计对照与逐轮小节里，每行注明数字出自哪一轮的门禁输出。</w:t>
       </w:r>
     </w:p>
     <w:tbl>
@@ -8277,7 +8315,7 @@
                 <w:b w:val="0"/>
                 <w:sz w:val="18"/>
               </w:rPr>
-              <w:t xml:space="preserve">采纳；依据是那一轮的门禁输出（那一轮的门禁输出 </w:t>
+              <w:t xml:space="preserve">采纳；那两个数照抄在 </w:t>
             </w:r>
             <w:r>
               <w:rPr>
@@ -8285,7 +8323,7 @@
                 <w:b w:val="0"/>
                 <w:sz w:val="16"/>
               </w:rPr>
-              <w:t>r75_gates.txt</w:t>
+              <w:t>report/optimization_log.md</w:t>
             </w:r>
             <w:r>
               <w:rPr>
@@ -8293,7 +8331,7 @@
                 <w:b w:val="0"/>
                 <w:sz w:val="18"/>
               </w:rPr>
-              <w:t>）</w:t>
+              <w:t xml:space="preserve"> 跨全期累计对照的 r75 行</w:t>
             </w:r>
           </w:p>
         </w:tc>
@@ -8433,23 +8471,7 @@
                 <w:b w:val="0"/>
                 <w:sz w:val="18"/>
               </w:rPr>
-              <w:t xml:space="preserve">采纳；判据是端点数不是 WNS 绝对值；依据是那一轮的门禁输出（那一轮的门禁输出 </w:t>
-            </w:r>
-            <w:r>
-              <w:rPr>
-                <w:rFonts w:ascii="Consolas" w:hAnsi="Consolas" w:eastAsia="宋体"/>
-                <w:b w:val="0"/>
-                <w:sz w:val="16"/>
-              </w:rPr>
-              <w:t>r86_gates_final.txt</w:t>
-            </w:r>
-            <w:r>
-              <w:rPr>
-                <w:rFonts w:ascii="Times New Roman" w:hAnsi="Times New Roman" w:eastAsia="宋体"/>
-                <w:b w:val="0"/>
-                <w:sz w:val="18"/>
-              </w:rPr>
-              <w:t>）</w:t>
+              <w:t>采纳；判据是端点数不是 WNS 绝对值，16 → 2 记在同一张表的 r86 行</w:t>
             </w:r>
           </w:p>
         </w:tc>
@@ -8589,7 +8611,7 @@
                 <w:b w:val="0"/>
                 <w:sz w:val="18"/>
               </w:rPr>
-              <w:t xml:space="preserve">采纳上板；依据是那一轮的门禁输出（那一轮的门禁输出 </w:t>
+              <w:t xml:space="preserve">采纳上板；那一跑的读数照抄在 </w:t>
             </w:r>
             <w:r>
               <w:rPr>
@@ -8597,7 +8619,7 @@
                 <w:b w:val="0"/>
                 <w:sz w:val="16"/>
               </w:rPr>
-              <w:t>r88_gates_partial.txt</w:t>
+              <w:t>report/optimization_log.md</w:t>
             </w:r>
             <w:r>
               <w:rPr>
@@ -8605,7 +8627,23 @@
                 <w:b w:val="0"/>
                 <w:sz w:val="18"/>
               </w:rPr>
-              <w:t>）</w:t>
+              <w:t xml:space="preserve"> 的 r88 行，这一刀记在 </w:t>
+            </w:r>
+            <w:r>
+              <w:rPr>
+                <w:rFonts w:ascii="Consolas" w:hAnsi="Consolas" w:eastAsia="宋体"/>
+                <w:b w:val="0"/>
+                <w:sz w:val="16"/>
+              </w:rPr>
+              <w:t>report/log/issues.md</w:t>
+            </w:r>
+            <w:r>
+              <w:rPr>
+                <w:rFonts w:ascii="Times New Roman" w:hAnsi="Times New Roman" w:eastAsia="宋体"/>
+                <w:b w:val="0"/>
+                <w:sz w:val="18"/>
+              </w:rPr>
+              <w:t xml:space="preserve"> #139</w:t>
             </w:r>
           </w:p>
         </w:tc>
@@ -8729,7 +8767,7 @@
                 <w:b w:val="0"/>
                 <w:sz w:val="18"/>
               </w:rPr>
-              <w:t xml:space="preserve">；依据是那一跑的实现后时序报告（那一跑的实现后时序报告 </w:t>
+              <w:t>；那份日志 r88 之后那条对照记着 0.516 → 0.363 落在构建摆幅内 ⇒ 没有可主张的改变，</w:t>
             </w:r>
             <w:r>
               <w:rPr>
@@ -8737,7 +8775,7 @@
                 <w:b w:val="0"/>
                 <w:sz w:val="16"/>
               </w:rPr>
-              <w:t>r89exp_timing_summary.rpt</w:t>
+              <w:t>report/log/issues.md</w:t>
             </w:r>
             <w:r>
               <w:rPr>
@@ -8745,7 +8783,7 @@
                 <w:b w:val="0"/>
                 <w:sz w:val="18"/>
               </w:rPr>
-              <w:t>）</w:t>
+              <w:t xml:space="preserve"> #146</w:t>
             </w:r>
           </w:p>
         </w:tc>
@@ -9085,21 +9123,15 @@
           <w:b w:val="0"/>
           <w:sz w:val="24"/>
         </w:rPr>
-        <w:t>自己动没动，而不是数字好不好看。每一批两侧的原始件都是成对留着的——改前与改后各一份</w:t>
-      </w:r>
-    </w:p>
-    <w:p>
-      <w:pPr>
-        <w:spacing w:before="0" w:after="120" w:line="360" w:lineRule="auto"/>
-        <w:ind w:firstLine="480"/>
-      </w:pPr>
+        <w:t xml:space="preserve">自己动没动，而不是数字好不好看。表里每个数都能在 </w:t>
+      </w:r>
       <w:r>
         <w:rPr>
           <w:rFonts w:ascii="Consolas" w:hAnsi="Consolas" w:eastAsia="宋体"/>
           <w:b w:val="0"/>
           <w:sz w:val="22"/>
         </w:rPr>
-        <w:t>build/evidence/</w:t>
+        <w:t>report/optimization_log.md</w:t>
       </w:r>
       <w:r>
         <w:rPr>
@@ -9107,7 +9139,49 @@
           <w:b w:val="0"/>
           <w:sz w:val="24"/>
         </w:rPr>
-        <w:t xml:space="preserve"> 下的报告，加上那一批的门禁输出；哪一侧缺证据，就在同一行标成未量化，不拿相邻批次顶替。</w:t>
+        <w:t xml:space="preserve"> 里对上：第 75、86、88 批</w:t>
+      </w:r>
+    </w:p>
+    <w:p>
+      <w:pPr>
+        <w:spacing w:before="0" w:after="120" w:line="360" w:lineRule="auto"/>
+        <w:ind w:firstLine="480"/>
+      </w:pPr>
+      <w:r>
+        <w:rPr>
+          <w:rFonts w:ascii="Times New Roman" w:hAnsi="Times New Roman" w:eastAsia="宋体"/>
+          <w:b w:val="0"/>
+          <w:sz w:val="24"/>
+        </w:rPr>
+        <w:t>在那张跨全期累计对照的行上，第 89、90 批在各自的逐轮小节里，逐轮那一列写明数字出自哪一次门禁</w:t>
+      </w:r>
+    </w:p>
+    <w:p>
+      <w:pPr>
+        <w:spacing w:before="0" w:after="120" w:line="360" w:lineRule="auto"/>
+        <w:ind w:firstLine="480"/>
+      </w:pPr>
+      <w:r>
+        <w:rPr>
+          <w:rFonts w:ascii="Times New Roman" w:hAnsi="Times New Roman" w:eastAsia="宋体"/>
+          <w:b w:val="0"/>
+          <w:sz w:val="24"/>
+        </w:rPr>
+        <w:t>输出；改前那侧"挂在/不挂在最差名单上"是同一次实现后报告里靠前路径的归属，不是估的。按这条口径，哪</w:t>
+      </w:r>
+    </w:p>
+    <w:p>
+      <w:pPr>
+        <w:spacing w:before="0" w:after="120" w:line="360" w:lineRule="auto"/>
+        <w:ind w:firstLine="480"/>
+      </w:pPr>
+      <w:r>
+        <w:rPr>
+          <w:rFonts w:ascii="Times New Roman" w:hAnsi="Times New Roman" w:eastAsia="宋体"/>
+          <w:b w:val="0"/>
+          <w:sz w:val="24"/>
+        </w:rPr>
+        <w:t>一批只剩单侧读数就得在同一行标成未量化，不拿相邻批次顶替。</w:t>
       </w:r>
     </w:p>
     <w:p>

--- a/report/technical-document-contest.docx
+++ b/report/technical-document-contest.docx
@@ -768,6 +768,10 @@
         <w:gridCol w:w="2771"/>
       </w:tblGrid>
       <w:tr>
+        <w:trPr>
+          <w:tblHeader/>
+          <w:cantSplit/>
+        </w:trPr>
         <w:tc>
           <w:tcPr>
             <w:tcW w:type="dxa" w:w="2771"/>
@@ -833,6 +837,9 @@
         </w:tc>
       </w:tr>
       <w:tr>
+        <w:trPr>
+          <w:cantSplit/>
+        </w:trPr>
         <w:tc>
           <w:tcPr>
             <w:tcW w:type="dxa" w:w="2771"/>
@@ -892,6 +899,9 @@
         </w:tc>
       </w:tr>
       <w:tr>
+        <w:trPr>
+          <w:cantSplit/>
+        </w:trPr>
         <w:tc>
           <w:tcPr>
             <w:tcW w:type="dxa" w:w="2771"/>
@@ -951,6 +961,9 @@
         </w:tc>
       </w:tr>
       <w:tr>
+        <w:trPr>
+          <w:cantSplit/>
+        </w:trPr>
         <w:tc>
           <w:tcPr>
             <w:tcW w:type="dxa" w:w="2771"/>
@@ -1010,6 +1023,9 @@
         </w:tc>
       </w:tr>
       <w:tr>
+        <w:trPr>
+          <w:cantSplit/>
+        </w:trPr>
         <w:tc>
           <w:tcPr>
             <w:tcW w:type="dxa" w:w="2771"/>
@@ -1069,6 +1085,9 @@
         </w:tc>
       </w:tr>
       <w:tr>
+        <w:trPr>
+          <w:cantSplit/>
+        </w:trPr>
         <w:tc>
           <w:tcPr>
             <w:tcW w:type="dxa" w:w="2771"/>
@@ -1128,6 +1147,9 @@
         </w:tc>
       </w:tr>
       <w:tr>
+        <w:trPr>
+          <w:cantSplit/>
+        </w:trPr>
         <w:tc>
           <w:tcPr>
             <w:tcW w:type="dxa" w:w="2771"/>
@@ -1187,6 +1209,9 @@
         </w:tc>
       </w:tr>
       <w:tr>
+        <w:trPr>
+          <w:cantSplit/>
+        </w:trPr>
         <w:tc>
           <w:tcPr>
             <w:tcW w:type="dxa" w:w="2771"/>
@@ -1246,6 +1271,9 @@
         </w:tc>
       </w:tr>
       <w:tr>
+        <w:trPr>
+          <w:cantSplit/>
+        </w:trPr>
         <w:tc>
           <w:tcPr>
             <w:tcW w:type="dxa" w:w="2771"/>
@@ -1305,6 +1333,9 @@
         </w:tc>
       </w:tr>
       <w:tr>
+        <w:trPr>
+          <w:cantSplit/>
+        </w:trPr>
         <w:tc>
           <w:tcPr>
             <w:tcW w:type="dxa" w:w="2771"/>
@@ -1364,6 +1395,9 @@
         </w:tc>
       </w:tr>
       <w:tr>
+        <w:trPr>
+          <w:cantSplit/>
+        </w:trPr>
         <w:tc>
           <w:tcPr>
             <w:tcW w:type="dxa" w:w="2771"/>
@@ -1423,6 +1457,9 @@
         </w:tc>
       </w:tr>
       <w:tr>
+        <w:trPr>
+          <w:cantSplit/>
+        </w:trPr>
         <w:tc>
           <w:tcPr>
             <w:tcW w:type="dxa" w:w="2771"/>
@@ -1861,6 +1898,10 @@
         <w:gridCol w:w="2078"/>
       </w:tblGrid>
       <w:tr>
+        <w:trPr>
+          <w:tblHeader/>
+          <w:cantSplit/>
+        </w:trPr>
         <w:tc>
           <w:tcPr>
             <w:tcW w:type="dxa" w:w="2078"/>
@@ -1947,6 +1988,9 @@
         </w:tc>
       </w:tr>
       <w:tr>
+        <w:trPr>
+          <w:cantSplit/>
+        </w:trPr>
         <w:tc>
           <w:tcPr>
             <w:tcW w:type="dxa" w:w="2078"/>
@@ -2041,6 +2085,9 @@
         </w:tc>
       </w:tr>
       <w:tr>
+        <w:trPr>
+          <w:cantSplit/>
+        </w:trPr>
         <w:tc>
           <w:tcPr>
             <w:tcW w:type="dxa" w:w="2078"/>
@@ -2127,6 +2174,9 @@
         </w:tc>
       </w:tr>
       <w:tr>
+        <w:trPr>
+          <w:cantSplit/>
+        </w:trPr>
         <w:tc>
           <w:tcPr>
             <w:tcW w:type="dxa" w:w="2078"/>
@@ -2221,6 +2271,9 @@
         </w:tc>
       </w:tr>
       <w:tr>
+        <w:trPr>
+          <w:cantSplit/>
+        </w:trPr>
         <w:tc>
           <w:tcPr>
             <w:tcW w:type="dxa" w:w="2078"/>
@@ -2315,6 +2368,9 @@
         </w:tc>
       </w:tr>
       <w:tr>
+        <w:trPr>
+          <w:cantSplit/>
+        </w:trPr>
         <w:tc>
           <w:tcPr>
             <w:tcW w:type="dxa" w:w="2078"/>
@@ -2727,6 +2783,10 @@
         <w:gridCol w:w="2771"/>
       </w:tblGrid>
       <w:tr>
+        <w:trPr>
+          <w:tblHeader/>
+          <w:cantSplit/>
+        </w:trPr>
         <w:tc>
           <w:tcPr>
             <w:tcW w:type="dxa" w:w="2771"/>
@@ -2792,6 +2852,9 @@
         </w:tc>
       </w:tr>
       <w:tr>
+        <w:trPr>
+          <w:cantSplit/>
+        </w:trPr>
         <w:tc>
           <w:tcPr>
             <w:tcW w:type="dxa" w:w="2771"/>
@@ -2851,6 +2914,9 @@
         </w:tc>
       </w:tr>
       <w:tr>
+        <w:trPr>
+          <w:cantSplit/>
+        </w:trPr>
         <w:tc>
           <w:tcPr>
             <w:tcW w:type="dxa" w:w="2771"/>
@@ -2918,6 +2984,9 @@
         </w:tc>
       </w:tr>
       <w:tr>
+        <w:trPr>
+          <w:cantSplit/>
+        </w:trPr>
         <w:tc>
           <w:tcPr>
             <w:tcW w:type="dxa" w:w="2771"/>
@@ -2977,6 +3046,9 @@
         </w:tc>
       </w:tr>
       <w:tr>
+        <w:trPr>
+          <w:cantSplit/>
+        </w:trPr>
         <w:tc>
           <w:tcPr>
             <w:tcW w:type="dxa" w:w="2771"/>
@@ -3036,6 +3108,9 @@
         </w:tc>
       </w:tr>
       <w:tr>
+        <w:trPr>
+          <w:cantSplit/>
+        </w:trPr>
         <w:tc>
           <w:tcPr>
             <w:tcW w:type="dxa" w:w="2771"/>
@@ -3095,6 +3170,9 @@
         </w:tc>
       </w:tr>
       <w:tr>
+        <w:trPr>
+          <w:cantSplit/>
+        </w:trPr>
         <w:tc>
           <w:tcPr>
             <w:tcW w:type="dxa" w:w="2771"/>
@@ -3154,6 +3232,9 @@
         </w:tc>
       </w:tr>
       <w:tr>
+        <w:trPr>
+          <w:cantSplit/>
+        </w:trPr>
         <w:tc>
           <w:tcPr>
             <w:tcW w:type="dxa" w:w="2771"/>
@@ -3213,6 +3294,9 @@
         </w:tc>
       </w:tr>
       <w:tr>
+        <w:trPr>
+          <w:cantSplit/>
+        </w:trPr>
         <w:tc>
           <w:tcPr>
             <w:tcW w:type="dxa" w:w="2771"/>
@@ -4862,6 +4946,10 @@
         <w:gridCol w:w="2078"/>
       </w:tblGrid>
       <w:tr>
+        <w:trPr>
+          <w:tblHeader/>
+          <w:cantSplit/>
+        </w:trPr>
         <w:tc>
           <w:tcPr>
             <w:tcW w:type="dxa" w:w="2078"/>
@@ -4948,6 +5036,9 @@
         </w:tc>
       </w:tr>
       <w:tr>
+        <w:trPr>
+          <w:cantSplit/>
+        </w:trPr>
         <w:tc>
           <w:tcPr>
             <w:tcW w:type="dxa" w:w="2078"/>
@@ -5042,6 +5133,9 @@
         </w:tc>
       </w:tr>
       <w:tr>
+        <w:trPr>
+          <w:cantSplit/>
+        </w:trPr>
         <w:tc>
           <w:tcPr>
             <w:tcW w:type="dxa" w:w="2078"/>
@@ -5136,6 +5230,9 @@
         </w:tc>
       </w:tr>
       <w:tr>
+        <w:trPr>
+          <w:cantSplit/>
+        </w:trPr>
         <w:tc>
           <w:tcPr>
             <w:tcW w:type="dxa" w:w="2078"/>
@@ -5230,6 +5327,9 @@
         </w:tc>
       </w:tr>
       <w:tr>
+        <w:trPr>
+          <w:cantSplit/>
+        </w:trPr>
         <w:tc>
           <w:tcPr>
             <w:tcW w:type="dxa" w:w="2078"/>
@@ -5340,6 +5440,9 @@
         </w:tc>
       </w:tr>
       <w:tr>
+        <w:trPr>
+          <w:cantSplit/>
+        </w:trPr>
         <w:tc>
           <w:tcPr>
             <w:tcW w:type="dxa" w:w="2078"/>
@@ -5466,6 +5569,9 @@
         </w:tc>
       </w:tr>
       <w:tr>
+        <w:trPr>
+          <w:cantSplit/>
+        </w:trPr>
         <w:tc>
           <w:tcPr>
             <w:tcW w:type="dxa" w:w="2078"/>
@@ -5560,6 +5666,9 @@
         </w:tc>
       </w:tr>
       <w:tr>
+        <w:trPr>
+          <w:cantSplit/>
+        </w:trPr>
         <w:tc>
           <w:tcPr>
             <w:tcW w:type="dxa" w:w="2078"/>
@@ -5692,6 +5801,10 @@
         <w:gridCol w:w="2771"/>
       </w:tblGrid>
       <w:tr>
+        <w:trPr>
+          <w:tblHeader/>
+          <w:cantSplit/>
+        </w:trPr>
         <w:tc>
           <w:tcPr>
             <w:tcW w:type="dxa" w:w="2771"/>
@@ -5757,6 +5870,9 @@
         </w:tc>
       </w:tr>
       <w:tr>
+        <w:trPr>
+          <w:cantSplit/>
+        </w:trPr>
         <w:tc>
           <w:tcPr>
             <w:tcW w:type="dxa" w:w="2771"/>
@@ -5816,6 +5932,9 @@
         </w:tc>
       </w:tr>
       <w:tr>
+        <w:trPr>
+          <w:cantSplit/>
+        </w:trPr>
         <w:tc>
           <w:tcPr>
             <w:tcW w:type="dxa" w:w="2771"/>
@@ -5875,6 +5994,9 @@
         </w:tc>
       </w:tr>
       <w:tr>
+        <w:trPr>
+          <w:cantSplit/>
+        </w:trPr>
         <w:tc>
           <w:tcPr>
             <w:tcW w:type="dxa" w:w="2771"/>
@@ -5934,6 +6056,9 @@
         </w:tc>
       </w:tr>
       <w:tr>
+        <w:trPr>
+          <w:cantSplit/>
+        </w:trPr>
         <w:tc>
           <w:tcPr>
             <w:tcW w:type="dxa" w:w="2771"/>
@@ -6250,6 +6375,10 @@
         <w:gridCol w:w="4156"/>
       </w:tblGrid>
       <w:tr>
+        <w:trPr>
+          <w:tblHeader/>
+          <w:cantSplit/>
+        </w:trPr>
         <w:tc>
           <w:tcPr>
             <w:tcW w:type="dxa" w:w="4156"/>
@@ -6294,6 +6423,9 @@
         </w:tc>
       </w:tr>
       <w:tr>
+        <w:trPr>
+          <w:cantSplit/>
+        </w:trPr>
         <w:tc>
           <w:tcPr>
             <w:tcW w:type="dxa" w:w="4156"/>
@@ -6342,6 +6474,9 @@
         </w:tc>
       </w:tr>
       <w:tr>
+        <w:trPr>
+          <w:cantSplit/>
+        </w:trPr>
         <w:tc>
           <w:tcPr>
             <w:tcW w:type="dxa" w:w="4156"/>
@@ -6390,6 +6525,9 @@
         </w:tc>
       </w:tr>
       <w:tr>
+        <w:trPr>
+          <w:cantSplit/>
+        </w:trPr>
         <w:tc>
           <w:tcPr>
             <w:tcW w:type="dxa" w:w="4156"/>
@@ -6438,6 +6576,9 @@
         </w:tc>
       </w:tr>
       <w:tr>
+        <w:trPr>
+          <w:cantSplit/>
+        </w:trPr>
         <w:tc>
           <w:tcPr>
             <w:tcW w:type="dxa" w:w="4156"/>
@@ -6486,6 +6627,9 @@
         </w:tc>
       </w:tr>
       <w:tr>
+        <w:trPr>
+          <w:cantSplit/>
+        </w:trPr>
         <w:tc>
           <w:tcPr>
             <w:tcW w:type="dxa" w:w="4156"/>
@@ -6526,6 +6670,9 @@
         </w:tc>
       </w:tr>
       <w:tr>
+        <w:trPr>
+          <w:cantSplit/>
+        </w:trPr>
         <w:tc>
           <w:tcPr>
             <w:tcW w:type="dxa" w:w="4156"/>
@@ -7129,6 +7276,10 @@
         <w:gridCol w:w="2771"/>
       </w:tblGrid>
       <w:tr>
+        <w:trPr>
+          <w:tblHeader/>
+          <w:cantSplit/>
+        </w:trPr>
         <w:tc>
           <w:tcPr>
             <w:tcW w:type="dxa" w:w="2771"/>
@@ -7194,6 +7345,9 @@
         </w:tc>
       </w:tr>
       <w:tr>
+        <w:trPr>
+          <w:cantSplit/>
+        </w:trPr>
         <w:tc>
           <w:tcPr>
             <w:tcW w:type="dxa" w:w="2771"/>
@@ -7253,6 +7407,9 @@
         </w:tc>
       </w:tr>
       <w:tr>
+        <w:trPr>
+          <w:cantSplit/>
+        </w:trPr>
         <w:tc>
           <w:tcPr>
             <w:tcW w:type="dxa" w:w="2771"/>
@@ -7312,6 +7469,9 @@
         </w:tc>
       </w:tr>
       <w:tr>
+        <w:trPr>
+          <w:cantSplit/>
+        </w:trPr>
         <w:tc>
           <w:tcPr>
             <w:tcW w:type="dxa" w:w="2771"/>
@@ -7371,6 +7531,9 @@
         </w:tc>
       </w:tr>
       <w:tr>
+        <w:trPr>
+          <w:cantSplit/>
+        </w:trPr>
         <w:tc>
           <w:tcPr>
             <w:tcW w:type="dxa" w:w="2771"/>
@@ -7430,6 +7593,9 @@
         </w:tc>
       </w:tr>
       <w:tr>
+        <w:trPr>
+          <w:cantSplit/>
+        </w:trPr>
         <w:tc>
           <w:tcPr>
             <w:tcW w:type="dxa" w:w="2771"/>
@@ -7489,6 +7655,9 @@
         </w:tc>
       </w:tr>
       <w:tr>
+        <w:trPr>
+          <w:cantSplit/>
+        </w:trPr>
         <w:tc>
           <w:tcPr>
             <w:tcW w:type="dxa" w:w="2771"/>
@@ -7548,6 +7717,9 @@
         </w:tc>
       </w:tr>
       <w:tr>
+        <w:trPr>
+          <w:cantSplit/>
+        </w:trPr>
         <w:tc>
           <w:tcPr>
             <w:tcW w:type="dxa" w:w="2771"/>
@@ -7607,6 +7779,9 @@
         </w:tc>
       </w:tr>
       <w:tr>
+        <w:trPr>
+          <w:cantSplit/>
+        </w:trPr>
         <w:tc>
           <w:tcPr>
             <w:tcW w:type="dxa" w:w="2771"/>
@@ -7666,6 +7841,9 @@
         </w:tc>
       </w:tr>
       <w:tr>
+        <w:trPr>
+          <w:cantSplit/>
+        </w:trPr>
         <w:tc>
           <w:tcPr>
             <w:tcW w:type="dxa" w:w="2771"/>
@@ -7725,6 +7903,9 @@
         </w:tc>
       </w:tr>
       <w:tr>
+        <w:trPr>
+          <w:cantSplit/>
+        </w:trPr>
         <w:tc>
           <w:tcPr>
             <w:tcW w:type="dxa" w:w="2771"/>
@@ -7784,6 +7965,9 @@
         </w:tc>
       </w:tr>
       <w:tr>
+        <w:trPr>
+          <w:cantSplit/>
+        </w:trPr>
         <w:tc>
           <w:tcPr>
             <w:tcW w:type="dxa" w:w="2771"/>
@@ -7843,6 +8027,9 @@
         </w:tc>
       </w:tr>
       <w:tr>
+        <w:trPr>
+          <w:cantSplit/>
+        </w:trPr>
         <w:tc>
           <w:tcPr>
             <w:tcW w:type="dxa" w:w="2771"/>
@@ -7902,6 +8089,9 @@
         </w:tc>
       </w:tr>
       <w:tr>
+        <w:trPr>
+          <w:cantSplit/>
+        </w:trPr>
         <w:tc>
           <w:tcPr>
             <w:tcW w:type="dxa" w:w="2771"/>
@@ -8077,6 +8267,10 @@
         <w:gridCol w:w="1385"/>
       </w:tblGrid>
       <w:tr>
+        <w:trPr>
+          <w:tblHeader/>
+          <w:cantSplit/>
+        </w:trPr>
         <w:tc>
           <w:tcPr>
             <w:tcW w:type="dxa" w:w="1385"/>
@@ -8205,6 +8399,9 @@
         </w:tc>
       </w:tr>
       <w:tr>
+        <w:trPr>
+          <w:cantSplit/>
+        </w:trPr>
         <w:tc>
           <w:tcPr>
             <w:tcW w:type="dxa" w:w="1385"/>
@@ -8337,6 +8534,9 @@
         </w:tc>
       </w:tr>
       <w:tr>
+        <w:trPr>
+          <w:cantSplit/>
+        </w:trPr>
         <w:tc>
           <w:tcPr>
             <w:tcW w:type="dxa" w:w="1385"/>
@@ -8477,6 +8677,9 @@
         </w:tc>
       </w:tr>
       <w:tr>
+        <w:trPr>
+          <w:cantSplit/>
+        </w:trPr>
         <w:tc>
           <w:tcPr>
             <w:tcW w:type="dxa" w:w="1385"/>
@@ -8649,6 +8852,9 @@
         </w:tc>
       </w:tr>
       <w:tr>
+        <w:trPr>
+          <w:cantSplit/>
+        </w:trPr>
         <w:tc>
           <w:tcPr>
             <w:tcW w:type="dxa" w:w="1385"/>
@@ -8789,6 +8995,9 @@
         </w:tc>
       </w:tr>
       <w:tr>
+        <w:trPr>
+          <w:cantSplit/>
+        </w:trPr>
         <w:tc>
           <w:tcPr>
             <w:tcW w:type="dxa" w:w="1385"/>
@@ -8945,6 +9154,9 @@
         </w:tc>
       </w:tr>
       <w:tr>
+        <w:trPr>
+          <w:cantSplit/>
+        </w:trPr>
         <w:tc>
           <w:tcPr>
             <w:tcW w:type="dxa" w:w="1385"/>

--- a/report/technical-document-contest.docx
+++ b/report/technical-document-contest.docx
@@ -187,7 +187,7 @@
           <w:b w:val="0"/>
           <w:sz w:val="24"/>
         </w:rPr>
-        <w:t>设计规模为 RTL 80 个文件约 1.2 万行，PS 裸机程序 2500 余行，模块级台架 82 支。实现结果：四个时钟域在</w:t>
+        <w:t>设计规模为 RTL 80 个文件约 1.2 万行，PS 裸机程序 2500 余行，模块级台架 83 支。实现结果：四个时钟域在</w:t>
       </w:r>
     </w:p>
     <w:p>
@@ -554,7 +554,7 @@
           <w:b w:val="0"/>
           <w:sz w:val="24"/>
         </w:rPr>
-        <w:t>教学与实验。82 支可复跑的台架、一键门禁和可复现的位流，使整套设计能被别人复跑和检验，而不只是被别人相信。</w:t>
+        <w:t>教学与实验。83 支可复跑的台架、一键门禁和可复现的位流，使整套设计能被别人复跑和检验，而不只是被别人相信。</w:t>
       </w:r>
     </w:p>
     <w:p>
@@ -1741,7 +1741,7 @@
           <w:b w:val="0"/>
           <w:sz w:val="24"/>
         </w:rPr>
-        <w:t>仿真台架，共 82 支；集成之后按时钟域逐个量关键路径，被实测否掉的优化回退掉。上板阶段做 36 行人眼验收和</w:t>
+        <w:t>仿真台架，共 83 支；集成之后按时钟域逐个量关键路径，被实测否掉的优化回退掉。上板阶段做 36 行人眼验收和</w:t>
       </w:r>
     </w:p>
     <w:p>
@@ -8064,7 +8064,7 @@
                 <w:b w:val="0"/>
                 <w:sz w:val="18"/>
               </w:rPr>
-              <w:t>台架 82 支，另有 5 支变异对照；整屏逐像素判据 165 条全过（原唯一那条红本版已关闭）；一键门禁 24 项全过；105 条串口命令回归 98.2 秒（上一版那一次，本版还没重跑）</w:t>
+              <w:t>台架 83 支，另有 5 支变异对照；整屏逐像素判据 165 条全过（原唯一那条红本版已关闭）；一键门禁 24 项全过；105 条串口命令回归 98.2 秒（上一版那一次，本版还没重跑）</w:t>
             </w:r>
           </w:p>
         </w:tc>

--- a/report/technical-document-contest.docx
+++ b/report/technical-document-contest.docx
@@ -201,7 +201,7 @@
           <w:b w:val="0"/>
           <w:sz w:val="24"/>
         </w:rPr>
-        <w:t>51,027 个端点上没有 setup 与 hold 违例；以 30 fps 连续推流 300 秒共 9000 帧，没有丢帧和坏帧；整屏逐像素判据</w:t>
+        <w:t>51,027 个端点上没有 setup 与 hold 违例；以 30 fps 连续推流 300 秒共 9000 帧，没有丢帧和坏帧；整屏逐像素判据是顶层台架的 165 条，全过，此前长期红着的帧头那一条已在本版关闭。一键门禁 24 项全部判定、</w:t>
       </w:r>
     </w:p>
     <w:p>
@@ -215,7 +215,7 @@
           <w:b w:val="0"/>
           <w:sz w:val="24"/>
         </w:rPr>
-        <w:t>顶层整屏台架 165 条判定全过（此前长期红着的帧头那条已在本版关闭），一键门禁本轮尚未重跑（上一版是 24 项通过 23 项）。位流和固件已固化到板载 QSPI NOR，断电重上电后可独立工作。</w:t>
+        <w:t>0 红。位流和固件已固化到板载 QSPI NOR，断电重上电后可独立工作。</w:t>
       </w:r>
     </w:p>
     <w:p>
@@ -8064,7 +8064,7 @@
                 <w:b w:val="0"/>
                 <w:sz w:val="18"/>
               </w:rPr>
-              <w:t>台架 83 支，另有 5 支变异对照；整屏逐像素判据 165 条全过（原唯一那条红本版已关闭）；一键门禁 24 项全过；105 条串口命令回归 98.2 秒（上一版那一次，本版还没重跑）</w:t>
+              <w:t>台架 83 支，另有 5 支变异对照；整屏逐像素判据 165 条全过，原唯一那条红在本版已关闭；一键门禁 24 项全部判定、0 红；105 条串口命令回归耗时 98.2 秒，那一趟是上一版跑的，本版还没重跑</w:t>
             </w:r>
           </w:p>
         </w:tc>
